--- a/Oliver/03-Lerntagebuch_Jidkov.docx
+++ b/Oliver/03-Lerntagebuch_Jidkov.docx
@@ -1,11 +1,12 @@
 
 <file path=word/document.xml><?xml version="1.0" encoding="utf-8"?>
-<w:document xmlns:wpc="http://schemas.microsoft.com/office/word/2010/wordprocessingCanvas" xmlns:mc="http://schemas.openxmlformats.org/markup-compatibility/2006" xmlns:o="urn:schemas-microsoft-com:office:office" xmlns:r="http://schemas.openxmlformats.org/officeDocument/2006/relationships" xmlns:m="http://schemas.openxmlformats.org/officeDocument/2006/math" xmlns:v="urn:schemas-microsoft-com:vml" xmlns:wp14="http://schemas.microsoft.com/office/word/2010/wordprocessingDrawing" xmlns:wp="http://schemas.openxmlformats.org/drawingml/2006/wordprocessingDrawing" xmlns:w10="urn:schemas-microsoft-com:office:word" xmlns:w="http://schemas.openxmlformats.org/wordprocessingml/2006/main" xmlns:w14="http://schemas.microsoft.com/office/word/2010/wordml" xmlns:w15="http://schemas.microsoft.com/office/word/2012/wordml" xmlns:wpg="http://schemas.microsoft.com/office/word/2010/wordprocessingGroup" xmlns:wpi="http://schemas.microsoft.com/office/word/2010/wordprocessingInk" xmlns:wne="http://schemas.microsoft.com/office/word/2006/wordml" xmlns:wps="http://schemas.microsoft.com/office/word/2010/wordprocessingShape" xmlns:w16se="http://schemas.microsoft.com/office/word/2015/wordml/symex" xmlns:w16cid="http://schemas.microsoft.com/office/word/2016/wordml/cid" xmlns:w16="http://schemas.microsoft.com/office/word/2018/wordml" xmlns:w16cex="http://schemas.microsoft.com/office/word/2018/wordml/cex" xmlns:w16sdtdh="http://schemas.microsoft.com/office/word/2020/wordml/sdtdatahash" mc:Ignorable="w14 w15 wp14 w16se w16cid w16 w16cex w16sdtdh">
+<w:document xmlns:o="urn:schemas-microsoft-com:office:office" xmlns:r="http://schemas.openxmlformats.org/officeDocument/2006/relationships" xmlns:v="urn:schemas-microsoft-com:vml" xmlns:w="http://schemas.openxmlformats.org/wordprocessingml/2006/main" xmlns:w10="urn:schemas-microsoft-com:office:word" xmlns:wp="http://schemas.openxmlformats.org/drawingml/2006/wordprocessingDrawing" xmlns:pic="http://schemas.openxmlformats.org/drawingml/2006/picture" xmlns:wps="http://schemas.microsoft.com/office/word/2010/wordprocessingShape" xmlns:wpg="http://schemas.microsoft.com/office/word/2010/wordprocessingGroup" xmlns:mc="http://schemas.openxmlformats.org/markup-compatibility/2006" xmlns:wp14="http://schemas.microsoft.com/office/word/2010/wordprocessingDrawing" xmlns:w14="http://schemas.microsoft.com/office/word/2010/wordml" xmlns:w15="http://schemas.microsoft.com/office/word/2012/wordml" mc:Ignorable="w14 wp14 w15">
   <w:body>
-    <w:p xmlns:wp14="http://schemas.microsoft.com/office/word/2010/wordml" wp14:paraId="4E47C1E7" wp14:textId="2ED71342">
+    <w:p>
       <w:pPr>
         <w:pStyle w:val="Title"/>
         <w:jc w:val="center"/>
+        <w:rPr/>
       </w:pPr>
       <w:r>
         <w:rPr/>
@@ -16,46 +17,68 @@
       <w:pPr>
         <w:pStyle w:val="Normal"/>
         <w:rPr>
-          <w:b w:val="1"/>
-          <w:bCs w:val="1"/>
+          <w:b/>
+          <w:bCs/>
         </w:rPr>
       </w:pPr>
+      <w:r>
+        <w:rPr>
+          <w:b/>
+          <w:bCs/>
+        </w:rPr>
+      </w:r>
     </w:p>
     <w:tbl>
       <w:tblPr>
         <w:tblStyle w:val="TableGrid"/>
         <w:tblW w:w="13950" w:type="dxa"/>
+        <w:jc w:val="start"/>
+        <w:tblInd w:w="0" w:type="dxa"/>
         <w:tblLayout w:type="fixed"/>
-        <w:tblLook w:val="06A0" w:firstRow="1" w:lastRow="0" w:firstColumn="1" w:lastColumn="0" w:noHBand="1" w:noVBand="1"/>
+        <w:tblCellMar>
+          <w:top w:w="0" w:type="dxa"/>
+          <w:start w:w="108" w:type="dxa"/>
+          <w:bottom w:w="0" w:type="dxa"/>
+          <w:end w:w="108" w:type="dxa"/>
+        </w:tblCellMar>
+        <w:tblLook w:noHBand="1" w:noVBand="1" w:firstColumn="1" w:lastRow="0" w:lastColumn="0" w:firstRow="1" w:val="06a0"/>
       </w:tblPr>
       <w:tblGrid>
         <w:gridCol w:w="1350"/>
-        <w:gridCol w:w="3180"/>
-        <w:gridCol w:w="3300"/>
-        <w:gridCol w:w="2880"/>
-        <w:gridCol w:w="3240"/>
+        <w:gridCol w:w="3179"/>
+        <w:gridCol w:w="3301"/>
+        <w:gridCol w:w="2879"/>
+        <w:gridCol w:w="3241"/>
       </w:tblGrid>
       <w:tr>
         <w:trPr>
-          <w:trHeight w:val="300"/>
+          <w:trHeight w:val="300" w:hRule="atLeast"/>
         </w:trPr>
         <w:tc>
           <w:tcPr>
             <w:tcW w:w="1350" w:type="dxa"/>
-            <w:tcMar/>
-          </w:tcPr>
-          <w:p>
-            <w:pPr>
-              <w:pStyle w:val="Normal"/>
-              <w:rPr>
-                <w:b w:val="1"/>
-                <w:bCs w:val="1"/>
-              </w:rPr>
-            </w:pPr>
-            <w:r>
-              <w:rPr>
-                <w:b w:val="1"/>
-                <w:bCs w:val="1"/>
+            <w:tcBorders/>
+          </w:tcPr>
+          <w:p>
+            <w:pPr>
+              <w:pStyle w:val="Normal"/>
+              <w:widowControl/>
+              <w:spacing w:lineRule="auto" w:line="240" w:before="0" w:after="0"/>
+              <w:jc w:val="start"/>
+              <w:rPr>
+                <w:b/>
+                <w:bCs/>
+              </w:rPr>
+            </w:pPr>
+            <w:r>
+              <w:rPr>
+                <w:rFonts w:eastAsia="Aptos" w:cs=""/>
+                <w:b/>
+                <w:bCs/>
+                <w:kern w:val="0"/>
+                <w:sz w:val="24"/>
+                <w:szCs w:val="24"/>
+                <w:lang w:val="de-DE" w:eastAsia="en-US" w:bidi="ar-SA"/>
               </w:rPr>
               <w:t>Datum</w:t>
             </w:r>
@@ -63,21 +86,29 @@
         </w:tc>
         <w:tc>
           <w:tcPr>
-            <w:tcW w:w="3180" w:type="dxa"/>
-            <w:tcMar/>
-          </w:tcPr>
-          <w:p>
-            <w:pPr>
-              <w:pStyle w:val="Normal"/>
-              <w:rPr>
-                <w:b w:val="1"/>
-                <w:bCs w:val="1"/>
-              </w:rPr>
-            </w:pPr>
-            <w:r>
-              <w:rPr>
-                <w:b w:val="1"/>
-                <w:bCs w:val="1"/>
+            <w:tcW w:w="3179" w:type="dxa"/>
+            <w:tcBorders/>
+          </w:tcPr>
+          <w:p>
+            <w:pPr>
+              <w:pStyle w:val="Normal"/>
+              <w:widowControl/>
+              <w:spacing w:lineRule="auto" w:line="240" w:before="0" w:after="0"/>
+              <w:jc w:val="start"/>
+              <w:rPr>
+                <w:b/>
+                <w:bCs/>
+              </w:rPr>
+            </w:pPr>
+            <w:r>
+              <w:rPr>
+                <w:rFonts w:eastAsia="Aptos" w:cs=""/>
+                <w:b/>
+                <w:bCs/>
+                <w:kern w:val="0"/>
+                <w:sz w:val="24"/>
+                <w:szCs w:val="24"/>
+                <w:lang w:val="de-DE" w:eastAsia="en-US" w:bidi="ar-SA"/>
               </w:rPr>
               <w:t>Tätigkeit</w:t>
             </w:r>
@@ -85,21 +116,29 @@
         </w:tc>
         <w:tc>
           <w:tcPr>
-            <w:tcW w:w="3300" w:type="dxa"/>
-            <w:tcMar/>
-          </w:tcPr>
-          <w:p>
-            <w:pPr>
-              <w:pStyle w:val="Normal"/>
-              <w:rPr>
-                <w:b w:val="1"/>
-                <w:bCs w:val="1"/>
-              </w:rPr>
-            </w:pPr>
-            <w:r>
-              <w:rPr>
-                <w:b w:val="1"/>
-                <w:bCs w:val="1"/>
+            <w:tcW w:w="3301" w:type="dxa"/>
+            <w:tcBorders/>
+          </w:tcPr>
+          <w:p>
+            <w:pPr>
+              <w:pStyle w:val="Normal"/>
+              <w:widowControl/>
+              <w:spacing w:lineRule="auto" w:line="240" w:before="0" w:after="0"/>
+              <w:jc w:val="start"/>
+              <w:rPr>
+                <w:b/>
+                <w:bCs/>
+              </w:rPr>
+            </w:pPr>
+            <w:r>
+              <w:rPr>
+                <w:rFonts w:eastAsia="Aptos" w:cs=""/>
+                <w:b/>
+                <w:bCs/>
+                <w:kern w:val="0"/>
+                <w:sz w:val="24"/>
+                <w:szCs w:val="24"/>
+                <w:lang w:val="de-DE" w:eastAsia="en-US" w:bidi="ar-SA"/>
               </w:rPr>
               <w:t>Problem</w:t>
             </w:r>
@@ -107,21 +146,29 @@
         </w:tc>
         <w:tc>
           <w:tcPr>
-            <w:tcW w:w="2880" w:type="dxa"/>
-            <w:tcMar/>
-          </w:tcPr>
-          <w:p>
-            <w:pPr>
-              <w:pStyle w:val="Normal"/>
-              <w:rPr>
-                <w:b w:val="1"/>
-                <w:bCs w:val="1"/>
-              </w:rPr>
-            </w:pPr>
-            <w:r>
-              <w:rPr>
-                <w:b w:val="1"/>
-                <w:bCs w:val="1"/>
+            <w:tcW w:w="2879" w:type="dxa"/>
+            <w:tcBorders/>
+          </w:tcPr>
+          <w:p>
+            <w:pPr>
+              <w:pStyle w:val="Normal"/>
+              <w:widowControl/>
+              <w:spacing w:lineRule="auto" w:line="240" w:before="0" w:after="0"/>
+              <w:jc w:val="start"/>
+              <w:rPr>
+                <w:b/>
+                <w:bCs/>
+              </w:rPr>
+            </w:pPr>
+            <w:r>
+              <w:rPr>
+                <w:rFonts w:eastAsia="Aptos" w:cs=""/>
+                <w:b/>
+                <w:bCs/>
+                <w:kern w:val="0"/>
+                <w:sz w:val="24"/>
+                <w:szCs w:val="24"/>
+                <w:lang w:val="de-DE" w:eastAsia="en-US" w:bidi="ar-SA"/>
               </w:rPr>
               <w:t>Lösung</w:t>
             </w:r>
@@ -129,121 +176,213 @@
         </w:tc>
         <w:tc>
           <w:tcPr>
-            <w:tcW w:w="3240" w:type="dxa"/>
-            <w:tcMar/>
-          </w:tcPr>
-          <w:p>
-            <w:pPr>
-              <w:pStyle w:val="Normal"/>
-              <w:rPr>
-                <w:b w:val="1"/>
-                <w:bCs w:val="1"/>
-              </w:rPr>
-            </w:pPr>
-            <w:r>
-              <w:rPr>
-                <w:b w:val="1"/>
-                <w:bCs w:val="1"/>
-              </w:rPr>
-              <w:t>Lessions</w:t>
-            </w:r>
-            <w:r>
-              <w:rPr>
-                <w:b w:val="1"/>
-                <w:bCs w:val="1"/>
-              </w:rPr>
-              <w:t xml:space="preserve"> </w:t>
-            </w:r>
-            <w:r>
-              <w:rPr>
-                <w:b w:val="1"/>
-                <w:bCs w:val="1"/>
-              </w:rPr>
-              <w:t>Learned</w:t>
+            <w:tcW w:w="3241" w:type="dxa"/>
+            <w:tcBorders/>
+          </w:tcPr>
+          <w:p>
+            <w:pPr>
+              <w:pStyle w:val="Normal"/>
+              <w:widowControl/>
+              <w:spacing w:lineRule="auto" w:line="240" w:before="0" w:after="0"/>
+              <w:jc w:val="start"/>
+              <w:rPr>
+                <w:b/>
+                <w:bCs/>
+              </w:rPr>
+            </w:pPr>
+            <w:r>
+              <w:rPr>
+                <w:rFonts w:eastAsia="Aptos" w:cs=""/>
+                <w:b/>
+                <w:bCs/>
+                <w:kern w:val="0"/>
+                <w:sz w:val="24"/>
+                <w:szCs w:val="24"/>
+                <w:lang w:val="de-DE" w:eastAsia="en-US" w:bidi="ar-SA"/>
+              </w:rPr>
+              <w:t>Lessions Learned</w:t>
             </w:r>
           </w:p>
         </w:tc>
       </w:tr>
       <w:tr>
         <w:trPr>
-          <w:trHeight w:val="300"/>
+          <w:trHeight w:val="300" w:hRule="atLeast"/>
         </w:trPr>
         <w:tc>
           <w:tcPr>
             <w:tcW w:w="1350" w:type="dxa"/>
-            <w:tcMar/>
-          </w:tcPr>
-          <w:p>
-            <w:pPr>
-              <w:pStyle w:val="Normal"/>
-            </w:pPr>
-            <w:r>
-              <w:rPr/>
+            <w:tcBorders/>
+          </w:tcPr>
+          <w:p>
+            <w:pPr>
+              <w:pStyle w:val="Normal"/>
+              <w:widowControl/>
+              <w:spacing w:lineRule="auto" w:line="240" w:before="0" w:after="0"/>
+              <w:jc w:val="start"/>
+              <w:rPr>
+                <w:rFonts w:ascii="Aptos" w:hAnsi="Aptos" w:eastAsia="Aptos" w:cs=""/>
+                <w:kern w:val="0"/>
+                <w:sz w:val="24"/>
+                <w:szCs w:val="24"/>
+                <w:lang w:val="de-DE" w:eastAsia="en-US" w:bidi="ar-SA"/>
+              </w:rPr>
+            </w:pPr>
+            <w:r>
+              <w:rPr>
+                <w:rFonts w:eastAsia="Aptos" w:cs=""/>
+                <w:kern w:val="0"/>
+                <w:sz w:val="24"/>
+                <w:szCs w:val="24"/>
+                <w:lang w:val="de-DE" w:eastAsia="en-US" w:bidi="ar-SA"/>
+              </w:rPr>
               <w:t>17.09</w:t>
             </w:r>
           </w:p>
         </w:tc>
         <w:tc>
           <w:tcPr>
-            <w:tcW w:w="3180" w:type="dxa"/>
-            <w:tcMar/>
-          </w:tcPr>
-          <w:p>
-            <w:pPr>
-              <w:pStyle w:val="Normal"/>
-            </w:pPr>
-            <w:r>
-              <w:rPr/>
+            <w:tcW w:w="3179" w:type="dxa"/>
+            <w:tcBorders/>
+          </w:tcPr>
+          <w:p>
+            <w:pPr>
+              <w:pStyle w:val="Normal"/>
+              <w:widowControl/>
+              <w:spacing w:lineRule="auto" w:line="240" w:before="0" w:after="0"/>
+              <w:jc w:val="start"/>
+              <w:rPr>
+                <w:rFonts w:ascii="Aptos" w:hAnsi="Aptos" w:eastAsia="Aptos" w:cs=""/>
+                <w:kern w:val="0"/>
+                <w:sz w:val="24"/>
+                <w:szCs w:val="24"/>
+                <w:lang w:val="de-DE" w:eastAsia="en-US" w:bidi="ar-SA"/>
+              </w:rPr>
+            </w:pPr>
+            <w:r>
+              <w:rPr>
+                <w:rFonts w:eastAsia="Aptos" w:cs=""/>
+                <w:kern w:val="0"/>
+                <w:sz w:val="24"/>
+                <w:szCs w:val="24"/>
+                <w:lang w:val="de-DE" w:eastAsia="en-US" w:bidi="ar-SA"/>
+              </w:rPr>
               <w:t>- Aufsetzen des GIT-Repos und durchlesen der GitHub Anleitung</w:t>
             </w:r>
           </w:p>
           <w:p>
             <w:pPr>
               <w:pStyle w:val="Normal"/>
-            </w:pPr>
-            <w:r>
-              <w:rPr/>
-              <w:t xml:space="preserve">- </w:t>
-            </w:r>
-            <w:r>
-              <w:rPr/>
-              <w:t>Recherche über die vom Projekt verwendeten Architekturen</w:t>
-            </w:r>
-          </w:p>
-        </w:tc>
-        <w:tc>
-          <w:tcPr>
-            <w:tcW w:w="3300" w:type="dxa"/>
-            <w:tcMar/>
-          </w:tcPr>
-          <w:p>
-            <w:pPr>
-              <w:pStyle w:val="Normal"/>
-            </w:pPr>
-          </w:p>
-        </w:tc>
-        <w:tc>
-          <w:tcPr>
-            <w:tcW w:w="2880" w:type="dxa"/>
-            <w:tcMar/>
-          </w:tcPr>
-          <w:p>
-            <w:pPr>
-              <w:pStyle w:val="Normal"/>
-            </w:pPr>
-          </w:p>
-        </w:tc>
-        <w:tc>
-          <w:tcPr>
-            <w:tcW w:w="3240" w:type="dxa"/>
-            <w:tcMar/>
-          </w:tcPr>
-          <w:p>
-            <w:pPr>
-              <w:pStyle w:val="Normal"/>
-            </w:pPr>
-            <w:r>
-              <w:rPr/>
+              <w:widowControl/>
+              <w:spacing w:lineRule="auto" w:line="240" w:before="0" w:after="0"/>
+              <w:jc w:val="start"/>
+              <w:rPr>
+                <w:rFonts w:ascii="Aptos" w:hAnsi="Aptos" w:eastAsia="Aptos" w:cs=""/>
+                <w:kern w:val="0"/>
+                <w:sz w:val="24"/>
+                <w:szCs w:val="24"/>
+                <w:lang w:val="de-DE" w:eastAsia="en-US" w:bidi="ar-SA"/>
+              </w:rPr>
+            </w:pPr>
+            <w:r>
+              <w:rPr>
+                <w:rFonts w:eastAsia="Aptos" w:cs=""/>
+                <w:kern w:val="0"/>
+                <w:sz w:val="24"/>
+                <w:szCs w:val="24"/>
+                <w:lang w:val="de-DE" w:eastAsia="en-US" w:bidi="ar-SA"/>
+              </w:rPr>
+              <w:t>- Recherche über die vom Projekt verwendeten Architekturen</w:t>
+            </w:r>
+          </w:p>
+        </w:tc>
+        <w:tc>
+          <w:tcPr>
+            <w:tcW w:w="3301" w:type="dxa"/>
+            <w:tcBorders/>
+          </w:tcPr>
+          <w:p>
+            <w:pPr>
+              <w:pStyle w:val="Normal"/>
+              <w:widowControl/>
+              <w:spacing w:lineRule="auto" w:line="240" w:before="0" w:after="0"/>
+              <w:jc w:val="start"/>
+              <w:rPr>
+                <w:rFonts w:ascii="Aptos" w:hAnsi="Aptos" w:eastAsia="Aptos" w:cs=""/>
+                <w:kern w:val="0"/>
+                <w:sz w:val="24"/>
+                <w:szCs w:val="24"/>
+                <w:lang w:val="de-DE" w:eastAsia="en-US" w:bidi="ar-SA"/>
+              </w:rPr>
+            </w:pPr>
+            <w:r>
+              <w:rPr>
+                <w:rFonts w:eastAsia="Aptos" w:cs=""/>
+                <w:kern w:val="0"/>
+                <w:sz w:val="24"/>
+                <w:szCs w:val="24"/>
+                <w:lang w:val="de-DE" w:eastAsia="en-US" w:bidi="ar-SA"/>
+              </w:rPr>
+            </w:r>
+          </w:p>
+        </w:tc>
+        <w:tc>
+          <w:tcPr>
+            <w:tcW w:w="2879" w:type="dxa"/>
+            <w:tcBorders/>
+          </w:tcPr>
+          <w:p>
+            <w:pPr>
+              <w:pStyle w:val="Normal"/>
+              <w:widowControl/>
+              <w:spacing w:lineRule="auto" w:line="240" w:before="0" w:after="0"/>
+              <w:jc w:val="start"/>
+              <w:rPr>
+                <w:rFonts w:ascii="Aptos" w:hAnsi="Aptos" w:eastAsia="Aptos" w:cs=""/>
+                <w:kern w:val="0"/>
+                <w:sz w:val="24"/>
+                <w:szCs w:val="24"/>
+                <w:lang w:val="de-DE" w:eastAsia="en-US" w:bidi="ar-SA"/>
+              </w:rPr>
+            </w:pPr>
+            <w:r>
+              <w:rPr>
+                <w:rFonts w:eastAsia="Aptos" w:cs=""/>
+                <w:kern w:val="0"/>
+                <w:sz w:val="24"/>
+                <w:szCs w:val="24"/>
+                <w:lang w:val="de-DE" w:eastAsia="en-US" w:bidi="ar-SA"/>
+              </w:rPr>
+            </w:r>
+          </w:p>
+        </w:tc>
+        <w:tc>
+          <w:tcPr>
+            <w:tcW w:w="3241" w:type="dxa"/>
+            <w:tcBorders/>
+          </w:tcPr>
+          <w:p>
+            <w:pPr>
+              <w:pStyle w:val="Normal"/>
+              <w:widowControl/>
+              <w:spacing w:lineRule="auto" w:line="240" w:before="0" w:after="0"/>
+              <w:jc w:val="start"/>
+              <w:rPr>
+                <w:rFonts w:ascii="Aptos" w:hAnsi="Aptos" w:eastAsia="Aptos" w:cs=""/>
+                <w:kern w:val="0"/>
+                <w:sz w:val="24"/>
+                <w:szCs w:val="24"/>
+                <w:lang w:val="de-DE" w:eastAsia="en-US" w:bidi="ar-SA"/>
+              </w:rPr>
+            </w:pPr>
+            <w:r>
+              <w:rPr>
+                <w:rFonts w:eastAsia="Aptos" w:cs=""/>
+                <w:kern w:val="0"/>
+                <w:sz w:val="24"/>
+                <w:szCs w:val="24"/>
+                <w:lang w:val="de-DE" w:eastAsia="en-US" w:bidi="ar-SA"/>
+              </w:rPr>
               <w:t xml:space="preserve">Verständnis von Kong API, Supabase, </w:t>
             </w:r>
           </w:p>
@@ -251,71 +390,157 @@
       </w:tr>
       <w:tr>
         <w:trPr>
-          <w:trHeight w:val="300"/>
+          <w:trHeight w:val="300" w:hRule="atLeast"/>
         </w:trPr>
         <w:tc>
           <w:tcPr>
             <w:tcW w:w="1350" w:type="dxa"/>
-            <w:tcMar/>
-          </w:tcPr>
-          <w:p>
-            <w:pPr>
-              <w:pStyle w:val="Normal"/>
-            </w:pPr>
-            <w:r>
-              <w:rPr/>
+            <w:tcBorders/>
+          </w:tcPr>
+          <w:p>
+            <w:pPr>
+              <w:pStyle w:val="Normal"/>
+              <w:widowControl/>
+              <w:spacing w:lineRule="auto" w:line="240" w:before="0" w:after="0"/>
+              <w:jc w:val="start"/>
+              <w:rPr>
+                <w:rFonts w:ascii="Aptos" w:hAnsi="Aptos" w:eastAsia="Aptos" w:cs=""/>
+                <w:kern w:val="0"/>
+                <w:sz w:val="24"/>
+                <w:szCs w:val="24"/>
+                <w:lang w:val="de-DE" w:eastAsia="en-US" w:bidi="ar-SA"/>
+              </w:rPr>
+            </w:pPr>
+            <w:r>
+              <w:rPr>
+                <w:rFonts w:eastAsia="Aptos" w:cs=""/>
+                <w:kern w:val="0"/>
+                <w:sz w:val="24"/>
+                <w:szCs w:val="24"/>
+                <w:lang w:val="de-DE" w:eastAsia="en-US" w:bidi="ar-SA"/>
+              </w:rPr>
               <w:t>18.09</w:t>
             </w:r>
           </w:p>
         </w:tc>
         <w:tc>
           <w:tcPr>
-            <w:tcW w:w="3180" w:type="dxa"/>
-            <w:tcMar/>
-          </w:tcPr>
-          <w:p>
-            <w:pPr>
-              <w:pStyle w:val="Normal"/>
-            </w:pPr>
-            <w:r>
-              <w:rPr/>
+            <w:tcW w:w="3179" w:type="dxa"/>
+            <w:tcBorders/>
+          </w:tcPr>
+          <w:p>
+            <w:pPr>
+              <w:pStyle w:val="Normal"/>
+              <w:widowControl/>
+              <w:spacing w:lineRule="auto" w:line="240" w:before="0" w:after="0"/>
+              <w:jc w:val="start"/>
+              <w:rPr>
+                <w:rFonts w:ascii="Aptos" w:hAnsi="Aptos" w:eastAsia="Aptos" w:cs=""/>
+                <w:kern w:val="0"/>
+                <w:sz w:val="24"/>
+                <w:szCs w:val="24"/>
+                <w:lang w:val="de-DE" w:eastAsia="en-US" w:bidi="ar-SA"/>
+              </w:rPr>
+            </w:pPr>
+            <w:r>
+              <w:rPr>
+                <w:rFonts w:eastAsia="Aptos" w:cs=""/>
+                <w:kern w:val="0"/>
+                <w:sz w:val="24"/>
+                <w:szCs w:val="24"/>
+                <w:lang w:val="de-DE" w:eastAsia="en-US" w:bidi="ar-SA"/>
+              </w:rPr>
               <w:t>Marketinganalyse</w:t>
             </w:r>
           </w:p>
         </w:tc>
         <w:tc>
           <w:tcPr>
-            <w:tcW w:w="3300" w:type="dxa"/>
-            <w:tcMar/>
-          </w:tcPr>
-          <w:p>
-            <w:pPr>
-              <w:pStyle w:val="Normal"/>
-            </w:pPr>
-          </w:p>
-        </w:tc>
-        <w:tc>
-          <w:tcPr>
-            <w:tcW w:w="2880" w:type="dxa"/>
-            <w:tcMar/>
-          </w:tcPr>
-          <w:p>
-            <w:pPr>
-              <w:pStyle w:val="Normal"/>
-            </w:pPr>
-          </w:p>
-        </w:tc>
-        <w:tc>
-          <w:tcPr>
-            <w:tcW w:w="3240" w:type="dxa"/>
-            <w:tcMar/>
-          </w:tcPr>
-          <w:p>
-            <w:pPr>
-              <w:pStyle w:val="Normal"/>
-            </w:pPr>
-            <w:r>
-              <w:rPr/>
+            <w:tcW w:w="3301" w:type="dxa"/>
+            <w:tcBorders/>
+          </w:tcPr>
+          <w:p>
+            <w:pPr>
+              <w:pStyle w:val="Normal"/>
+              <w:widowControl/>
+              <w:spacing w:lineRule="auto" w:line="240" w:before="0" w:after="0"/>
+              <w:jc w:val="start"/>
+              <w:rPr>
+                <w:rFonts w:ascii="Aptos" w:hAnsi="Aptos" w:eastAsia="Aptos" w:cs=""/>
+                <w:kern w:val="0"/>
+                <w:sz w:val="24"/>
+                <w:szCs w:val="24"/>
+                <w:lang w:val="de-DE" w:eastAsia="en-US" w:bidi="ar-SA"/>
+              </w:rPr>
+            </w:pPr>
+            <w:r>
+              <w:rPr>
+                <w:rFonts w:eastAsia="Aptos" w:cs=""/>
+                <w:kern w:val="0"/>
+                <w:sz w:val="24"/>
+                <w:szCs w:val="24"/>
+                <w:lang w:val="de-DE" w:eastAsia="en-US" w:bidi="ar-SA"/>
+              </w:rPr>
+            </w:r>
+          </w:p>
+        </w:tc>
+        <w:tc>
+          <w:tcPr>
+            <w:tcW w:w="2879" w:type="dxa"/>
+            <w:tcBorders/>
+          </w:tcPr>
+          <w:p>
+            <w:pPr>
+              <w:pStyle w:val="Normal"/>
+              <w:widowControl/>
+              <w:spacing w:lineRule="auto" w:line="240" w:before="0" w:after="0"/>
+              <w:jc w:val="start"/>
+              <w:rPr>
+                <w:rFonts w:ascii="Aptos" w:hAnsi="Aptos" w:eastAsia="Aptos" w:cs=""/>
+                <w:kern w:val="0"/>
+                <w:sz w:val="24"/>
+                <w:szCs w:val="24"/>
+                <w:lang w:val="de-DE" w:eastAsia="en-US" w:bidi="ar-SA"/>
+              </w:rPr>
+            </w:pPr>
+            <w:r>
+              <w:rPr>
+                <w:rFonts w:eastAsia="Aptos" w:cs=""/>
+                <w:kern w:val="0"/>
+                <w:sz w:val="24"/>
+                <w:szCs w:val="24"/>
+                <w:lang w:val="de-DE" w:eastAsia="en-US" w:bidi="ar-SA"/>
+              </w:rPr>
+            </w:r>
+          </w:p>
+        </w:tc>
+        <w:tc>
+          <w:tcPr>
+            <w:tcW w:w="3241" w:type="dxa"/>
+            <w:tcBorders/>
+          </w:tcPr>
+          <w:p>
+            <w:pPr>
+              <w:pStyle w:val="Normal"/>
+              <w:widowControl/>
+              <w:spacing w:lineRule="auto" w:line="240" w:before="0" w:after="0"/>
+              <w:jc w:val="start"/>
+              <w:rPr>
+                <w:rFonts w:ascii="Aptos" w:hAnsi="Aptos" w:eastAsia="Aptos" w:cs=""/>
+                <w:kern w:val="0"/>
+                <w:sz w:val="24"/>
+                <w:szCs w:val="24"/>
+                <w:lang w:val="de-DE" w:eastAsia="en-US" w:bidi="ar-SA"/>
+              </w:rPr>
+            </w:pPr>
+            <w:r>
+              <w:rPr>
+                <w:rFonts w:eastAsia="Aptos" w:cs=""/>
+                <w:kern w:val="0"/>
+                <w:sz w:val="24"/>
+                <w:szCs w:val="24"/>
+                <w:lang w:val="de-DE" w:eastAsia="en-US" w:bidi="ar-SA"/>
+              </w:rPr>
               <w:t>Instrument des Marketing-Mix</w:t>
             </w:r>
           </w:p>
@@ -323,71 +548,167 @@
       </w:tr>
       <w:tr>
         <w:trPr>
-          <w:trHeight w:val="300"/>
+          <w:trHeight w:val="300" w:hRule="atLeast"/>
         </w:trPr>
         <w:tc>
           <w:tcPr>
             <w:tcW w:w="1350" w:type="dxa"/>
-            <w:tcMar/>
-          </w:tcPr>
-          <w:p>
-            <w:pPr>
-              <w:pStyle w:val="Normal"/>
-            </w:pPr>
-            <w:r>
-              <w:rPr/>
+            <w:tcBorders/>
+          </w:tcPr>
+          <w:p>
+            <w:pPr>
+              <w:pStyle w:val="Normal"/>
+              <w:widowControl/>
+              <w:spacing w:lineRule="auto" w:line="240" w:before="0" w:after="0"/>
+              <w:jc w:val="start"/>
+              <w:rPr>
+                <w:rFonts w:ascii="Aptos" w:hAnsi="Aptos" w:eastAsia="Aptos" w:cs=""/>
+                <w:kern w:val="0"/>
+                <w:sz w:val="24"/>
+                <w:szCs w:val="24"/>
+                <w:lang w:val="de-DE" w:eastAsia="en-US" w:bidi="ar-SA"/>
+              </w:rPr>
+            </w:pPr>
+            <w:r>
+              <w:rPr>
+                <w:rFonts w:eastAsia="Aptos" w:cs=""/>
+                <w:kern w:val="0"/>
+                <w:sz w:val="24"/>
+                <w:szCs w:val="24"/>
+                <w:lang w:val="de-DE" w:eastAsia="en-US" w:bidi="ar-SA"/>
+              </w:rPr>
               <w:t>24.09</w:t>
             </w:r>
           </w:p>
         </w:tc>
         <w:tc>
           <w:tcPr>
-            <w:tcW w:w="3180" w:type="dxa"/>
-            <w:tcMar/>
-          </w:tcPr>
-          <w:p>
-            <w:pPr>
-              <w:pStyle w:val="Normal"/>
-            </w:pPr>
-            <w:r>
-              <w:rPr/>
-              <w:t>Gemeinsame konzipierung des ER-Modells</w:t>
-            </w:r>
-          </w:p>
-        </w:tc>
-        <w:tc>
-          <w:tcPr>
-            <w:tcW w:w="3300" w:type="dxa"/>
-            <w:tcMar/>
-          </w:tcPr>
-          <w:p>
-            <w:pPr>
-              <w:pStyle w:val="Normal"/>
-            </w:pPr>
-          </w:p>
-        </w:tc>
-        <w:tc>
-          <w:tcPr>
-            <w:tcW w:w="2880" w:type="dxa"/>
-            <w:tcMar/>
-          </w:tcPr>
-          <w:p>
-            <w:pPr>
-              <w:pStyle w:val="Normal"/>
-            </w:pPr>
-          </w:p>
-        </w:tc>
-        <w:tc>
-          <w:tcPr>
-            <w:tcW w:w="3240" w:type="dxa"/>
-            <w:tcMar/>
-          </w:tcPr>
-          <w:p>
-            <w:pPr>
-              <w:pStyle w:val="Normal"/>
-            </w:pPr>
-            <w:r>
-              <w:rPr/>
+            <w:tcW w:w="3179" w:type="dxa"/>
+            <w:tcBorders/>
+          </w:tcPr>
+          <w:p>
+            <w:pPr>
+              <w:pStyle w:val="Normal"/>
+              <w:widowControl/>
+              <w:spacing w:lineRule="auto" w:line="240" w:before="0" w:after="0"/>
+              <w:jc w:val="start"/>
+              <w:rPr>
+                <w:rFonts w:ascii="Aptos" w:hAnsi="Aptos" w:eastAsia="Aptos" w:cs=""/>
+                <w:kern w:val="0"/>
+                <w:sz w:val="24"/>
+                <w:szCs w:val="24"/>
+                <w:lang w:val="de-DE" w:eastAsia="en-US" w:bidi="ar-SA"/>
+              </w:rPr>
+            </w:pPr>
+            <w:r>
+              <w:rPr>
+                <w:rFonts w:eastAsia="Aptos" w:cs=""/>
+                <w:kern w:val="0"/>
+                <w:sz w:val="24"/>
+                <w:szCs w:val="24"/>
+                <w:lang w:val="de-DE" w:eastAsia="en-US" w:bidi="ar-SA"/>
+              </w:rPr>
+              <w:t xml:space="preserve">Gemeinsame konzipierung des ER-Modells </w:t>
+            </w:r>
+            <w:r>
+              <w:rPr>
+                <w:rFonts w:eastAsia="Aptos" w:cs=""/>
+                <w:kern w:val="0"/>
+                <w:sz w:val="24"/>
+                <w:szCs w:val="24"/>
+                <w:lang w:val="de-DE" w:eastAsia="en-US" w:bidi="ar-SA"/>
+              </w:rPr>
+              <w:t>mit dem Team.</w:t>
+            </w:r>
+          </w:p>
+        </w:tc>
+        <w:tc>
+          <w:tcPr>
+            <w:tcW w:w="3301" w:type="dxa"/>
+            <w:tcBorders/>
+          </w:tcPr>
+          <w:p>
+            <w:pPr>
+              <w:pStyle w:val="Normal"/>
+              <w:widowControl/>
+              <w:spacing w:lineRule="auto" w:line="240" w:before="0" w:after="0"/>
+              <w:jc w:val="start"/>
+              <w:rPr>
+                <w:rFonts w:ascii="Aptos" w:hAnsi="Aptos" w:eastAsia="Aptos" w:cs=""/>
+                <w:kern w:val="0"/>
+                <w:sz w:val="24"/>
+                <w:szCs w:val="24"/>
+                <w:lang w:val="de-DE" w:eastAsia="en-US" w:bidi="ar-SA"/>
+              </w:rPr>
+            </w:pPr>
+            <w:r>
+              <w:rPr>
+                <w:rFonts w:eastAsia="Aptos" w:cs=""/>
+                <w:kern w:val="0"/>
+                <w:sz w:val="24"/>
+                <w:szCs w:val="24"/>
+                <w:lang w:val="de-DE" w:eastAsia="en-US" w:bidi="ar-SA"/>
+              </w:rPr>
+            </w:r>
+          </w:p>
+        </w:tc>
+        <w:tc>
+          <w:tcPr>
+            <w:tcW w:w="2879" w:type="dxa"/>
+            <w:tcBorders/>
+          </w:tcPr>
+          <w:p>
+            <w:pPr>
+              <w:pStyle w:val="Normal"/>
+              <w:widowControl/>
+              <w:spacing w:lineRule="auto" w:line="240" w:before="0" w:after="0"/>
+              <w:jc w:val="start"/>
+              <w:rPr>
+                <w:rFonts w:ascii="Aptos" w:hAnsi="Aptos" w:eastAsia="Aptos" w:cs=""/>
+                <w:kern w:val="0"/>
+                <w:sz w:val="24"/>
+                <w:szCs w:val="24"/>
+                <w:lang w:val="de-DE" w:eastAsia="en-US" w:bidi="ar-SA"/>
+              </w:rPr>
+            </w:pPr>
+            <w:r>
+              <w:rPr>
+                <w:rFonts w:eastAsia="Aptos" w:cs=""/>
+                <w:kern w:val="0"/>
+                <w:sz w:val="24"/>
+                <w:szCs w:val="24"/>
+                <w:lang w:val="de-DE" w:eastAsia="en-US" w:bidi="ar-SA"/>
+              </w:rPr>
+            </w:r>
+          </w:p>
+        </w:tc>
+        <w:tc>
+          <w:tcPr>
+            <w:tcW w:w="3241" w:type="dxa"/>
+            <w:tcBorders/>
+          </w:tcPr>
+          <w:p>
+            <w:pPr>
+              <w:pStyle w:val="Normal"/>
+              <w:widowControl/>
+              <w:spacing w:lineRule="auto" w:line="240" w:before="0" w:after="0"/>
+              <w:jc w:val="start"/>
+              <w:rPr>
+                <w:rFonts w:ascii="Aptos" w:hAnsi="Aptos" w:eastAsia="Aptos" w:cs=""/>
+                <w:kern w:val="0"/>
+                <w:sz w:val="24"/>
+                <w:szCs w:val="24"/>
+                <w:lang w:val="de-DE" w:eastAsia="en-US" w:bidi="ar-SA"/>
+              </w:rPr>
+            </w:pPr>
+            <w:r>
+              <w:rPr>
+                <w:rFonts w:eastAsia="Aptos" w:cs=""/>
+                <w:kern w:val="0"/>
+                <w:sz w:val="24"/>
+                <w:szCs w:val="24"/>
+                <w:lang w:val="de-DE" w:eastAsia="en-US" w:bidi="ar-SA"/>
+              </w:rPr>
               <w:t>Verständnis für die Normalformen vertieft und abteilungsübergreifende Logik von Kaufmännern.</w:t>
             </w:r>
           </w:p>
@@ -395,193 +716,470 @@
       </w:tr>
       <w:tr>
         <w:trPr>
-          <w:trHeight w:val="300"/>
+          <w:trHeight w:val="300" w:hRule="atLeast"/>
         </w:trPr>
         <w:tc>
           <w:tcPr>
             <w:tcW w:w="1350" w:type="dxa"/>
-            <w:tcMar/>
-          </w:tcPr>
-          <w:p>
-            <w:pPr>
-              <w:pStyle w:val="Normal"/>
-            </w:pPr>
-            <w:r>
-              <w:rPr/>
+            <w:tcBorders/>
+          </w:tcPr>
+          <w:p>
+            <w:pPr>
+              <w:pStyle w:val="Normal"/>
+              <w:widowControl/>
+              <w:spacing w:lineRule="auto" w:line="240" w:before="0" w:after="0"/>
+              <w:jc w:val="start"/>
+              <w:rPr>
+                <w:rFonts w:ascii="Aptos" w:hAnsi="Aptos" w:eastAsia="Aptos" w:cs=""/>
+                <w:kern w:val="0"/>
+                <w:sz w:val="24"/>
+                <w:szCs w:val="24"/>
+                <w:lang w:val="de-DE" w:eastAsia="en-US" w:bidi="ar-SA"/>
+              </w:rPr>
+            </w:pPr>
+            <w:r>
+              <w:rPr>
+                <w:rFonts w:eastAsia="Aptos" w:cs=""/>
+                <w:kern w:val="0"/>
+                <w:sz w:val="24"/>
+                <w:szCs w:val="24"/>
+                <w:lang w:val="de-DE" w:eastAsia="en-US" w:bidi="ar-SA"/>
+              </w:rPr>
               <w:t>25.09</w:t>
             </w:r>
           </w:p>
         </w:tc>
         <w:tc>
           <w:tcPr>
-            <w:tcW w:w="3180" w:type="dxa"/>
-            <w:tcMar/>
-          </w:tcPr>
-          <w:p>
-            <w:pPr>
-              <w:pStyle w:val="Normal"/>
-            </w:pPr>
-          </w:p>
-        </w:tc>
-        <w:tc>
-          <w:tcPr>
-            <w:tcW w:w="3300" w:type="dxa"/>
-            <w:tcMar/>
-          </w:tcPr>
-          <w:p>
-            <w:pPr>
-              <w:pStyle w:val="Normal"/>
-            </w:pPr>
-          </w:p>
-        </w:tc>
-        <w:tc>
-          <w:tcPr>
-            <w:tcW w:w="2880" w:type="dxa"/>
-            <w:tcMar/>
-          </w:tcPr>
-          <w:p>
-            <w:pPr>
-              <w:pStyle w:val="Normal"/>
-            </w:pPr>
-          </w:p>
-        </w:tc>
-        <w:tc>
-          <w:tcPr>
-            <w:tcW w:w="3240" w:type="dxa"/>
-            <w:tcMar/>
-          </w:tcPr>
-          <w:p>
-            <w:pPr>
-              <w:pStyle w:val="Normal"/>
-            </w:pPr>
+            <w:tcW w:w="3179" w:type="dxa"/>
+            <w:tcBorders/>
+          </w:tcPr>
+          <w:p>
+            <w:pPr>
+              <w:pStyle w:val="Normal"/>
+              <w:widowControl/>
+              <w:spacing w:lineRule="auto" w:line="240" w:before="0" w:after="0"/>
+              <w:jc w:val="start"/>
+              <w:rPr>
+                <w:rFonts w:ascii="Aptos" w:hAnsi="Aptos" w:eastAsia="Aptos" w:cs=""/>
+                <w:kern w:val="0"/>
+                <w:sz w:val="24"/>
+                <w:szCs w:val="24"/>
+                <w:lang w:val="de-DE" w:eastAsia="en-US" w:bidi="ar-SA"/>
+              </w:rPr>
+            </w:pPr>
+            <w:r>
+              <w:rPr>
+                <w:rFonts w:eastAsia="Aptos" w:cs=""/>
+                <w:kern w:val="0"/>
+                <w:sz w:val="24"/>
+                <w:szCs w:val="24"/>
+                <w:lang w:val="de-DE" w:eastAsia="en-US" w:bidi="ar-SA"/>
+              </w:rPr>
+            </w:r>
+          </w:p>
+        </w:tc>
+        <w:tc>
+          <w:tcPr>
+            <w:tcW w:w="3301" w:type="dxa"/>
+            <w:tcBorders/>
+          </w:tcPr>
+          <w:p>
+            <w:pPr>
+              <w:pStyle w:val="Normal"/>
+              <w:widowControl/>
+              <w:spacing w:lineRule="auto" w:line="240" w:before="0" w:after="0"/>
+              <w:jc w:val="start"/>
+              <w:rPr>
+                <w:rFonts w:ascii="Aptos" w:hAnsi="Aptos" w:eastAsia="Aptos" w:cs=""/>
+                <w:kern w:val="0"/>
+                <w:sz w:val="24"/>
+                <w:szCs w:val="24"/>
+                <w:lang w:val="de-DE" w:eastAsia="en-US" w:bidi="ar-SA"/>
+              </w:rPr>
+            </w:pPr>
+            <w:r>
+              <w:rPr>
+                <w:rFonts w:eastAsia="Aptos" w:cs=""/>
+                <w:kern w:val="0"/>
+                <w:sz w:val="24"/>
+                <w:szCs w:val="24"/>
+                <w:lang w:val="de-DE" w:eastAsia="en-US" w:bidi="ar-SA"/>
+              </w:rPr>
+            </w:r>
+          </w:p>
+        </w:tc>
+        <w:tc>
+          <w:tcPr>
+            <w:tcW w:w="2879" w:type="dxa"/>
+            <w:tcBorders/>
+          </w:tcPr>
+          <w:p>
+            <w:pPr>
+              <w:pStyle w:val="Normal"/>
+              <w:widowControl/>
+              <w:spacing w:lineRule="auto" w:line="240" w:before="0" w:after="0"/>
+              <w:jc w:val="start"/>
+              <w:rPr>
+                <w:rFonts w:ascii="Aptos" w:hAnsi="Aptos" w:eastAsia="Aptos" w:cs=""/>
+                <w:kern w:val="0"/>
+                <w:sz w:val="24"/>
+                <w:szCs w:val="24"/>
+                <w:lang w:val="de-DE" w:eastAsia="en-US" w:bidi="ar-SA"/>
+              </w:rPr>
+            </w:pPr>
+            <w:r>
+              <w:rPr>
+                <w:rFonts w:eastAsia="Aptos" w:cs=""/>
+                <w:kern w:val="0"/>
+                <w:sz w:val="24"/>
+                <w:szCs w:val="24"/>
+                <w:lang w:val="de-DE" w:eastAsia="en-US" w:bidi="ar-SA"/>
+              </w:rPr>
+            </w:r>
+          </w:p>
+        </w:tc>
+        <w:tc>
+          <w:tcPr>
+            <w:tcW w:w="3241" w:type="dxa"/>
+            <w:tcBorders/>
+          </w:tcPr>
+          <w:p>
+            <w:pPr>
+              <w:pStyle w:val="Normal"/>
+              <w:widowControl/>
+              <w:spacing w:lineRule="auto" w:line="240" w:before="0" w:after="0"/>
+              <w:jc w:val="start"/>
+              <w:rPr>
+                <w:rFonts w:ascii="Aptos" w:hAnsi="Aptos" w:eastAsia="Aptos" w:cs=""/>
+                <w:kern w:val="0"/>
+                <w:sz w:val="24"/>
+                <w:szCs w:val="24"/>
+                <w:lang w:val="de-DE" w:eastAsia="en-US" w:bidi="ar-SA"/>
+              </w:rPr>
+            </w:pPr>
+            <w:r>
+              <w:rPr>
+                <w:rFonts w:eastAsia="Aptos" w:cs=""/>
+                <w:kern w:val="0"/>
+                <w:sz w:val="24"/>
+                <w:szCs w:val="24"/>
+                <w:lang w:val="de-DE" w:eastAsia="en-US" w:bidi="ar-SA"/>
+              </w:rPr>
+            </w:r>
           </w:p>
         </w:tc>
       </w:tr>
       <w:tr>
         <w:trPr>
-          <w:trHeight w:val="300"/>
+          <w:trHeight w:val="300" w:hRule="atLeast"/>
         </w:trPr>
         <w:tc>
           <w:tcPr>
             <w:tcW w:w="1350" w:type="dxa"/>
-            <w:tcMar/>
-          </w:tcPr>
-          <w:p>
-            <w:pPr>
-              <w:pStyle w:val="Normal"/>
-            </w:pPr>
-            <w:r>
-              <w:rPr/>
+            <w:tcBorders/>
+          </w:tcPr>
+          <w:p>
+            <w:pPr>
+              <w:pStyle w:val="Normal"/>
+              <w:widowControl/>
+              <w:spacing w:lineRule="auto" w:line="240" w:before="0" w:after="0"/>
+              <w:jc w:val="start"/>
+              <w:rPr>
+                <w:rFonts w:ascii="Aptos" w:hAnsi="Aptos" w:eastAsia="Aptos" w:cs=""/>
+                <w:kern w:val="0"/>
+                <w:sz w:val="24"/>
+                <w:szCs w:val="24"/>
+                <w:lang w:val="de-DE" w:eastAsia="en-US" w:bidi="ar-SA"/>
+              </w:rPr>
+            </w:pPr>
+            <w:r>
+              <w:rPr>
+                <w:rFonts w:eastAsia="Aptos" w:cs=""/>
+                <w:kern w:val="0"/>
+                <w:sz w:val="24"/>
+                <w:szCs w:val="24"/>
+                <w:lang w:val="de-DE" w:eastAsia="en-US" w:bidi="ar-SA"/>
+              </w:rPr>
               <w:t>1.10</w:t>
             </w:r>
           </w:p>
         </w:tc>
         <w:tc>
           <w:tcPr>
-            <w:tcW w:w="3180" w:type="dxa"/>
-            <w:tcMar/>
-          </w:tcPr>
-          <w:p>
-            <w:pPr>
-              <w:pStyle w:val="Normal"/>
-            </w:pPr>
-          </w:p>
-        </w:tc>
-        <w:tc>
-          <w:tcPr>
-            <w:tcW w:w="3300" w:type="dxa"/>
-            <w:tcMar/>
-          </w:tcPr>
-          <w:p>
-            <w:pPr>
-              <w:pStyle w:val="Normal"/>
-            </w:pPr>
-          </w:p>
-        </w:tc>
-        <w:tc>
-          <w:tcPr>
-            <w:tcW w:w="2880" w:type="dxa"/>
-            <w:tcMar/>
-          </w:tcPr>
-          <w:p>
-            <w:pPr>
-              <w:pStyle w:val="Normal"/>
-            </w:pPr>
-          </w:p>
-        </w:tc>
-        <w:tc>
-          <w:tcPr>
-            <w:tcW w:w="3240" w:type="dxa"/>
-            <w:tcMar/>
-          </w:tcPr>
-          <w:p>
-            <w:pPr>
-              <w:pStyle w:val="Normal"/>
-            </w:pPr>
+            <w:tcW w:w="3179" w:type="dxa"/>
+            <w:tcBorders/>
+          </w:tcPr>
+          <w:p>
+            <w:pPr>
+              <w:pStyle w:val="Normal"/>
+              <w:widowControl/>
+              <w:spacing w:lineRule="auto" w:line="240" w:before="0" w:after="0"/>
+              <w:jc w:val="start"/>
+              <w:rPr>
+                <w:rFonts w:ascii="Aptos" w:hAnsi="Aptos" w:eastAsia="Aptos" w:cs=""/>
+                <w:kern w:val="0"/>
+                <w:sz w:val="24"/>
+                <w:szCs w:val="24"/>
+                <w:lang w:val="de-DE" w:eastAsia="en-US" w:bidi="ar-SA"/>
+              </w:rPr>
+            </w:pPr>
+            <w:r>
+              <w:rPr>
+                <w:rFonts w:eastAsia="Aptos" w:cs=""/>
+                <w:kern w:val="0"/>
+                <w:sz w:val="24"/>
+                <w:szCs w:val="24"/>
+                <w:lang w:val="de-DE" w:eastAsia="en-US" w:bidi="ar-SA"/>
+              </w:rPr>
+              <w:t>Prüfung und Finalisierung des ER-Modells. Mit dem FISI meinen Zugriff für den Server eingerichtet. Beginn Issue #2.</w:t>
+            </w:r>
+          </w:p>
+        </w:tc>
+        <w:tc>
+          <w:tcPr>
+            <w:tcW w:w="3301" w:type="dxa"/>
+            <w:tcBorders/>
+          </w:tcPr>
+          <w:p>
+            <w:pPr>
+              <w:pStyle w:val="Normal"/>
+              <w:widowControl/>
+              <w:spacing w:lineRule="auto" w:line="240" w:before="0" w:after="0"/>
+              <w:jc w:val="start"/>
+              <w:rPr>
+                <w:rFonts w:ascii="Aptos" w:hAnsi="Aptos" w:eastAsia="Aptos" w:cs=""/>
+                <w:kern w:val="0"/>
+                <w:sz w:val="24"/>
+                <w:szCs w:val="24"/>
+                <w:lang w:val="de-DE" w:eastAsia="en-US" w:bidi="ar-SA"/>
+              </w:rPr>
+            </w:pPr>
+            <w:r>
+              <w:rPr>
+                <w:rFonts w:eastAsia="Aptos" w:cs=""/>
+                <w:kern w:val="0"/>
+                <w:sz w:val="24"/>
+                <w:szCs w:val="24"/>
+                <w:lang w:val="de-DE" w:eastAsia="en-US" w:bidi="ar-SA"/>
+              </w:rPr>
+            </w:r>
+          </w:p>
+        </w:tc>
+        <w:tc>
+          <w:tcPr>
+            <w:tcW w:w="2879" w:type="dxa"/>
+            <w:tcBorders/>
+          </w:tcPr>
+          <w:p>
+            <w:pPr>
+              <w:pStyle w:val="Normal"/>
+              <w:widowControl/>
+              <w:spacing w:lineRule="auto" w:line="240" w:before="0" w:after="0"/>
+              <w:jc w:val="start"/>
+              <w:rPr>
+                <w:rFonts w:ascii="Aptos" w:hAnsi="Aptos" w:eastAsia="Aptos" w:cs=""/>
+                <w:kern w:val="0"/>
+                <w:sz w:val="24"/>
+                <w:szCs w:val="24"/>
+                <w:lang w:val="de-DE" w:eastAsia="en-US" w:bidi="ar-SA"/>
+              </w:rPr>
+            </w:pPr>
+            <w:r>
+              <w:rPr>
+                <w:rFonts w:eastAsia="Aptos" w:cs=""/>
+                <w:kern w:val="0"/>
+                <w:sz w:val="24"/>
+                <w:szCs w:val="24"/>
+                <w:lang w:val="de-DE" w:eastAsia="en-US" w:bidi="ar-SA"/>
+              </w:rPr>
+            </w:r>
+          </w:p>
+        </w:tc>
+        <w:tc>
+          <w:tcPr>
+            <w:tcW w:w="3241" w:type="dxa"/>
+            <w:tcBorders/>
+          </w:tcPr>
+          <w:p>
+            <w:pPr>
+              <w:pStyle w:val="Normal"/>
+              <w:widowControl/>
+              <w:spacing w:lineRule="auto" w:line="240" w:before="0" w:after="0"/>
+              <w:jc w:val="start"/>
+              <w:rPr>
+                <w:rFonts w:ascii="Aptos" w:hAnsi="Aptos" w:eastAsia="Aptos" w:cs=""/>
+                <w:kern w:val="0"/>
+                <w:sz w:val="24"/>
+                <w:szCs w:val="24"/>
+                <w:lang w:val="de-DE" w:eastAsia="en-US" w:bidi="ar-SA"/>
+              </w:rPr>
+            </w:pPr>
+            <w:r>
+              <w:rPr>
+                <w:rFonts w:eastAsia="Aptos" w:cs=""/>
+                <w:kern w:val="0"/>
+                <w:sz w:val="24"/>
+                <w:szCs w:val="24"/>
+                <w:lang w:val="de-DE" w:eastAsia="en-US" w:bidi="ar-SA"/>
+              </w:rPr>
+            </w:r>
           </w:p>
         </w:tc>
       </w:tr>
       <w:tr>
         <w:trPr>
-          <w:trHeight w:val="300"/>
+          <w:trHeight w:val="300" w:hRule="atLeast"/>
         </w:trPr>
         <w:tc>
           <w:tcPr>
             <w:tcW w:w="1350" w:type="dxa"/>
-            <w:tcMar/>
-          </w:tcPr>
-          <w:p>
-            <w:pPr>
-              <w:pStyle w:val="Normal"/>
-            </w:pPr>
-            <w:r>
-              <w:rPr/>
+            <w:tcBorders/>
+          </w:tcPr>
+          <w:p>
+            <w:pPr>
+              <w:pStyle w:val="Normal"/>
+              <w:widowControl/>
+              <w:spacing w:lineRule="auto" w:line="240" w:before="0" w:after="0"/>
+              <w:jc w:val="start"/>
+              <w:rPr>
+                <w:rFonts w:ascii="Aptos" w:hAnsi="Aptos" w:eastAsia="Aptos" w:cs=""/>
+                <w:kern w:val="0"/>
+                <w:sz w:val="24"/>
+                <w:szCs w:val="24"/>
+                <w:lang w:val="de-DE" w:eastAsia="en-US" w:bidi="ar-SA"/>
+              </w:rPr>
+            </w:pPr>
+            <w:r>
+              <w:rPr>
+                <w:rFonts w:eastAsia="Aptos" w:cs=""/>
+                <w:kern w:val="0"/>
+                <w:sz w:val="24"/>
+                <w:szCs w:val="24"/>
+                <w:lang w:val="de-DE" w:eastAsia="en-US" w:bidi="ar-SA"/>
+              </w:rPr>
               <w:t>2.10</w:t>
             </w:r>
           </w:p>
         </w:tc>
         <w:tc>
           <w:tcPr>
-            <w:tcW w:w="3180" w:type="dxa"/>
-            <w:tcMar/>
-          </w:tcPr>
-          <w:p>
-            <w:pPr>
-              <w:pStyle w:val="Normal"/>
-            </w:pPr>
-          </w:p>
-        </w:tc>
-        <w:tc>
-          <w:tcPr>
-            <w:tcW w:w="3300" w:type="dxa"/>
-            <w:tcMar/>
-          </w:tcPr>
-          <w:p>
-            <w:pPr>
-              <w:pStyle w:val="Normal"/>
-            </w:pPr>
-          </w:p>
-        </w:tc>
-        <w:tc>
-          <w:tcPr>
-            <w:tcW w:w="2880" w:type="dxa"/>
-            <w:tcMar/>
-          </w:tcPr>
-          <w:p>
-            <w:pPr>
-              <w:pStyle w:val="Normal"/>
-            </w:pPr>
-          </w:p>
-        </w:tc>
-        <w:tc>
-          <w:tcPr>
-            <w:tcW w:w="3240" w:type="dxa"/>
-            <w:tcMar/>
-          </w:tcPr>
-          <w:p>
-            <w:pPr>
-              <w:pStyle w:val="Normal"/>
-            </w:pPr>
+            <w:tcW w:w="3179" w:type="dxa"/>
+            <w:tcBorders/>
+          </w:tcPr>
+          <w:p>
+            <w:pPr>
+              <w:pStyle w:val="Normal"/>
+              <w:widowControl/>
+              <w:spacing w:lineRule="auto" w:line="240" w:before="0" w:after="0"/>
+              <w:jc w:val="start"/>
+              <w:rPr>
+                <w:rFonts w:ascii="Aptos" w:hAnsi="Aptos" w:eastAsia="Aptos" w:cs=""/>
+                <w:kern w:val="0"/>
+                <w:sz w:val="24"/>
+                <w:szCs w:val="24"/>
+                <w:lang w:val="de-DE" w:eastAsia="en-US" w:bidi="ar-SA"/>
+              </w:rPr>
+            </w:pPr>
+            <w:r>
+              <w:rPr>
+                <w:rFonts w:eastAsia="Aptos" w:cs=""/>
+                <w:kern w:val="0"/>
+                <w:sz w:val="24"/>
+                <w:szCs w:val="24"/>
+                <w:lang w:val="de-DE" w:eastAsia="en-US" w:bidi="ar-SA"/>
+              </w:rPr>
+            </w:r>
+          </w:p>
+        </w:tc>
+        <w:tc>
+          <w:tcPr>
+            <w:tcW w:w="3301" w:type="dxa"/>
+            <w:tcBorders/>
+          </w:tcPr>
+          <w:p>
+            <w:pPr>
+              <w:pStyle w:val="Normal"/>
+              <w:widowControl/>
+              <w:spacing w:lineRule="auto" w:line="240" w:before="0" w:after="0"/>
+              <w:jc w:val="start"/>
+              <w:rPr>
+                <w:rFonts w:ascii="Aptos" w:hAnsi="Aptos" w:eastAsia="Aptos" w:cs=""/>
+                <w:kern w:val="0"/>
+                <w:sz w:val="24"/>
+                <w:szCs w:val="24"/>
+                <w:lang w:val="de-DE" w:eastAsia="en-US" w:bidi="ar-SA"/>
+              </w:rPr>
+            </w:pPr>
+            <w:r>
+              <w:rPr>
+                <w:rFonts w:eastAsia="Aptos" w:cs=""/>
+                <w:kern w:val="0"/>
+                <w:sz w:val="24"/>
+                <w:szCs w:val="24"/>
+                <w:lang w:val="de-DE" w:eastAsia="en-US" w:bidi="ar-SA"/>
+              </w:rPr>
+            </w:r>
+          </w:p>
+        </w:tc>
+        <w:tc>
+          <w:tcPr>
+            <w:tcW w:w="2879" w:type="dxa"/>
+            <w:tcBorders/>
+          </w:tcPr>
+          <w:p>
+            <w:pPr>
+              <w:pStyle w:val="Normal"/>
+              <w:widowControl/>
+              <w:spacing w:lineRule="auto" w:line="240" w:before="0" w:after="0"/>
+              <w:jc w:val="start"/>
+              <w:rPr>
+                <w:rFonts w:ascii="Aptos" w:hAnsi="Aptos" w:eastAsia="Aptos" w:cs=""/>
+                <w:kern w:val="0"/>
+                <w:sz w:val="24"/>
+                <w:szCs w:val="24"/>
+                <w:lang w:val="de-DE" w:eastAsia="en-US" w:bidi="ar-SA"/>
+              </w:rPr>
+            </w:pPr>
+            <w:r>
+              <w:rPr>
+                <w:rFonts w:eastAsia="Aptos" w:cs=""/>
+                <w:kern w:val="0"/>
+                <w:sz w:val="24"/>
+                <w:szCs w:val="24"/>
+                <w:lang w:val="de-DE" w:eastAsia="en-US" w:bidi="ar-SA"/>
+              </w:rPr>
+            </w:r>
+          </w:p>
+        </w:tc>
+        <w:tc>
+          <w:tcPr>
+            <w:tcW w:w="3241" w:type="dxa"/>
+            <w:tcBorders/>
+          </w:tcPr>
+          <w:p>
+            <w:pPr>
+              <w:pStyle w:val="Normal"/>
+              <w:widowControl/>
+              <w:spacing w:lineRule="auto" w:line="240" w:before="0" w:after="0"/>
+              <w:jc w:val="start"/>
+              <w:rPr>
+                <w:rFonts w:ascii="Aptos" w:hAnsi="Aptos" w:eastAsia="Aptos" w:cs=""/>
+                <w:kern w:val="0"/>
+                <w:sz w:val="24"/>
+                <w:szCs w:val="24"/>
+                <w:lang w:val="de-DE" w:eastAsia="en-US" w:bidi="ar-SA"/>
+              </w:rPr>
+            </w:pPr>
+            <w:r>
+              <w:rPr>
+                <w:rFonts w:eastAsia="Aptos" w:cs=""/>
+                <w:kern w:val="0"/>
+                <w:sz w:val="24"/>
+                <w:szCs w:val="24"/>
+                <w:lang w:val="de-DE" w:eastAsia="en-US" w:bidi="ar-SA"/>
+              </w:rPr>
+            </w:r>
           </w:p>
         </w:tc>
       </w:tr>
@@ -589,24 +1187,35 @@
     <w:p>
       <w:pPr>
         <w:pStyle w:val="Normal"/>
+        <w:widowControl/>
+        <w:bidi w:val="0"/>
+        <w:spacing w:lineRule="auto" w:line="278" w:before="0" w:after="160"/>
+        <w:jc w:val="start"/>
+        <w:rPr/>
       </w:pPr>
+      <w:r>
+        <w:rPr/>
+      </w:r>
     </w:p>
     <w:sectPr>
-      <w:pgSz w:w="16838" w:h="11906" w:orient="landscape"/>
-      <w:pgMar w:top="1440" w:right="1440" w:bottom="1440" w:left="1440" w:header="720" w:footer="720" w:gutter="0"/>
-      <w:cols w:space="720"/>
-      <w:docGrid w:linePitch="360"/>
+      <w:type w:val="nextPage"/>
+      <w:pgSz w:orient="landscape" w:w="16838" w:h="11906"/>
+      <w:pgMar w:left="1440" w:right="1440" w:gutter="0" w:header="0" w:top="1440" w:footer="0" w:bottom="1440"/>
+      <w:pgNumType w:fmt="decimal"/>
+      <w:formProt w:val="false"/>
+      <w:textDirection w:val="lrTb"/>
+      <w:docGrid w:type="default" w:linePitch="360" w:charSpace="0"/>
     </w:sectPr>
   </w:body>
 </w:document>
 </file>
 
 <file path=word/styles.xml><?xml version="1.0" encoding="utf-8"?>
-<w:styles xmlns:wp14="http://schemas.microsoft.com/office/word/2010/wordprocessingDrawing" xmlns:mc="http://schemas.openxmlformats.org/markup-compatibility/2006" xmlns:r="http://schemas.openxmlformats.org/officeDocument/2006/relationships" xmlns:w="http://schemas.openxmlformats.org/wordprocessingml/2006/main" xmlns:w14="http://schemas.microsoft.com/office/word/2010/wordml" xmlns:w15="http://schemas.microsoft.com/office/word/2012/wordml" xmlns:w16se="http://schemas.microsoft.com/office/word/2015/wordml/symex" xmlns:w16cid="http://schemas.microsoft.com/office/word/2016/wordml/cid" xmlns:w16="http://schemas.microsoft.com/office/word/2018/wordml" xmlns:w16cex="http://schemas.microsoft.com/office/word/2018/wordml/cex" xmlns:w16sdtdh="http://schemas.microsoft.com/office/word/2020/wordml/sdtdatahash" mc:Ignorable="w14 w15 wp14 w16se w16cid w16 w16cex w16sdtdh">
+<w:styles xmlns:w="http://schemas.openxmlformats.org/wordprocessingml/2006/main" xmlns:w14="http://schemas.microsoft.com/office/word/2010/wordml" xmlns:mc="http://schemas.openxmlformats.org/markup-compatibility/2006" mc:Ignorable="w14">
   <w:docDefaults>
     <w:rPrDefault>
       <w:rPr>
-        <w:rFonts w:asciiTheme="minorHAnsi" w:hAnsiTheme="minorHAnsi" w:eastAsiaTheme="minorHAnsi" w:cstheme="minorBidi"/>
+        <w:rFonts w:ascii="Aptos" w:hAnsi="Aptos" w:eastAsia="Aptos" w:cs="" w:asciiTheme="minorHAnsi" w:cstheme="minorBidi" w:eastAsiaTheme="minorHAnsi" w:hAnsiTheme="minorHAnsi"/>
         <w:sz w:val="24"/>
         <w:szCs w:val="24"/>
         <w:lang w:val="de-DE" w:eastAsia="en-US" w:bidi="ar-SA"/>
@@ -614,7 +1223,7 @@
     </w:rPrDefault>
     <w:pPrDefault>
       <w:pPr>
-        <w:spacing w:after="160" w:line="279" w:lineRule="auto"/>
+        <w:suppressAutoHyphens w:val="true"/>
       </w:pPr>
     </w:pPrDefault>
   </w:docDefaults>
@@ -994,20 +1603,156 @@
   <w:style w:type="paragraph" w:styleId="Normal" w:default="1">
     <w:name w:val="Normal"/>
     <w:qFormat/>
+    <w:pPr>
+      <w:widowControl/>
+      <w:bidi w:val="0"/>
+      <w:spacing w:lineRule="auto" w:line="278" w:before="0" w:after="160"/>
+      <w:jc w:val="start"/>
+    </w:pPr>
+    <w:rPr>
+      <w:rFonts w:ascii="Aptos" w:hAnsi="Aptos" w:eastAsia="Aptos" w:cs="" w:asciiTheme="minorHAnsi" w:cstheme="minorBidi" w:eastAsiaTheme="minorHAnsi" w:hAnsiTheme="minorHAnsi"/>
+      <w:color w:val="auto"/>
+      <w:kern w:val="0"/>
+      <w:sz w:val="24"/>
+      <w:szCs w:val="24"/>
+      <w:lang w:val="de-DE" w:eastAsia="en-US" w:bidi="ar-SA"/>
+    </w:rPr>
   </w:style>
   <w:style w:type="character" w:styleId="DefaultParagraphFont" w:default="1">
     <w:name w:val="Default Paragraph Font"/>
     <w:uiPriority w:val="1"/>
     <w:semiHidden/>
     <w:unhideWhenUsed/>
+    <w:qFormat/>
+    <w:rPr/>
   </w:style>
-  <w:style w:type="table" w:styleId="TableNormal" w:default="1">
+  <w:style w:type="character" w:styleId="TitleChar" w:customStyle="1">
+    <w:name w:val="Title Char"/>
+    <w:basedOn w:val="DefaultParagraphFont"/>
+    <w:link w:val="Title"/>
+    <w:uiPriority w:val="10"/>
+    <w:qFormat/>
+    <w:rPr>
+      <w:rFonts w:ascii="Aptos Display" w:hAnsi="Aptos Display" w:eastAsia="" w:cs="" w:asciiTheme="majorHAnsi" w:cstheme="majorBidi" w:eastAsiaTheme="majorEastAsia" w:hAnsiTheme="majorHAnsi"/>
+      <w:spacing w:val="-10"/>
+      <w:kern w:val="2"/>
+      <w:sz w:val="56"/>
+      <w:szCs w:val="56"/>
+    </w:rPr>
+  </w:style>
+  <w:style w:type="paragraph" w:styleId="Heading">
+    <w:name w:val="Heading"/>
+    <w:basedOn w:val="Normal"/>
+    <w:next w:val="BodyText"/>
+    <w:qFormat/>
+    <w:pPr>
+      <w:keepNext w:val="true"/>
+      <w:spacing w:before="240" w:after="120"/>
+    </w:pPr>
+    <w:rPr>
+      <w:rFonts w:ascii="Liberation Sans" w:hAnsi="Liberation Sans" w:eastAsia="Noto Sans CJK SC" w:cs="Noto Sans Devanagari"/>
+      <w:sz w:val="28"/>
+      <w:szCs w:val="28"/>
+    </w:rPr>
+  </w:style>
+  <w:style w:type="paragraph" w:styleId="BodyText">
+    <w:name w:val="Body Text"/>
+    <w:basedOn w:val="Normal"/>
+    <w:pPr>
+      <w:spacing w:lineRule="auto" w:line="276" w:before="0" w:after="140"/>
+    </w:pPr>
+    <w:rPr/>
+  </w:style>
+  <w:style w:type="paragraph" w:styleId="List">
+    <w:name w:val="List"/>
+    <w:basedOn w:val="BodyText"/>
+    <w:pPr/>
+    <w:rPr>
+      <w:rFonts w:cs="Noto Sans Devanagari"/>
+    </w:rPr>
+  </w:style>
+  <w:style w:type="paragraph" w:styleId="Caption">
+    <w:name w:val="caption"/>
+    <w:basedOn w:val="Normal"/>
+    <w:qFormat/>
+    <w:pPr>
+      <w:suppressLineNumbers/>
+      <w:spacing w:before="120" w:after="120"/>
+    </w:pPr>
+    <w:rPr>
+      <w:rFonts w:cs="Noto Sans Devanagari"/>
+      <w:i/>
+      <w:iCs/>
+      <w:sz w:val="24"/>
+      <w:szCs w:val="24"/>
+    </w:rPr>
+  </w:style>
+  <w:style w:type="paragraph" w:styleId="Index">
+    <w:name w:val="Index"/>
+    <w:basedOn w:val="Normal"/>
+    <w:qFormat/>
+    <w:pPr>
+      <w:suppressLineNumbers/>
+    </w:pPr>
+    <w:rPr>
+      <w:rFonts w:cs="Noto Sans Devanagari"/>
+    </w:rPr>
+  </w:style>
+  <w:style w:type="paragraph" w:styleId="Title">
+    <w:name w:val="Title"/>
+    <w:basedOn w:val="Normal"/>
+    <w:next w:val="Normal"/>
+    <w:link w:val="TitleChar"/>
+    <w:uiPriority w:val="10"/>
+    <w:qFormat/>
+    <w:pPr>
+      <w:spacing w:lineRule="auto" w:line="240" w:before="0" w:after="0"/>
+      <w:contextualSpacing/>
+    </w:pPr>
+    <w:rPr>
+      <w:rFonts w:ascii="Aptos Display" w:hAnsi="Aptos Display" w:eastAsia="" w:cs="" w:asciiTheme="majorHAnsi" w:cstheme="majorBidi" w:eastAsiaTheme="majorEastAsia" w:hAnsiTheme="majorHAnsi"/>
+      <w:spacing w:val="-10"/>
+      <w:kern w:val="2"/>
+      <w:sz w:val="56"/>
+      <w:szCs w:val="56"/>
+    </w:rPr>
+  </w:style>
+  <w:style w:type="paragraph" w:styleId="TableContents">
+    <w:name w:val="Table Contents"/>
+    <w:basedOn w:val="Normal"/>
+    <w:qFormat/>
+    <w:pPr>
+      <w:widowControl w:val="false"/>
+      <w:suppressLineNumbers/>
+    </w:pPr>
+    <w:rPr/>
+  </w:style>
+  <w:style w:type="paragraph" w:styleId="TableHeading">
+    <w:name w:val="Table Heading"/>
+    <w:basedOn w:val="TableContents"/>
+    <w:qFormat/>
+    <w:pPr>
+      <w:suppressLineNumbers/>
+      <w:jc w:val="center"/>
+    </w:pPr>
+    <w:rPr>
+      <w:b/>
+      <w:bCs/>
+    </w:rPr>
+  </w:style>
+  <w:style w:type="numbering" w:styleId="NoList" w:default="1">
+    <w:name w:val="No List"/>
+    <w:uiPriority w:val="99"/>
+    <w:semiHidden/>
+    <w:unhideWhenUsed/>
+    <w:qFormat/>
+  </w:style>
+  <w:style w:type="table" w:default="1" w:styleId="TableNormal">
     <w:name w:val="Normal Table"/>
     <w:uiPriority w:val="99"/>
     <w:semiHidden/>
     <w:unhideWhenUsed/>
     <w:tblPr>
-      <w:tblInd w:w="0" w:type="dxa"/>
       <w:tblCellMar>
         <w:top w:w="0" w:type="dxa"/>
         <w:left w:w="108" w:type="dxa"/>
@@ -1016,54 +1761,15 @@
       </w:tblCellMar>
     </w:tblPr>
   </w:style>
-  <w:style w:type="numbering" w:styleId="NoList" w:default="1">
-    <w:name w:val="No List"/>
-    <w:uiPriority w:val="99"/>
-    <w:semiHidden/>
-    <w:unhideWhenUsed/>
-  </w:style>
-  <w:style xmlns:w14="http://schemas.microsoft.com/office/word/2010/wordml" xmlns:mc="http://schemas.openxmlformats.org/markup-compatibility/2006" xmlns:w="http://schemas.openxmlformats.org/wordprocessingml/2006/main" w:type="character" w:styleId="TitleChar" w:customStyle="1" mc:Ignorable="w14">
-    <w:name xmlns:w="http://schemas.openxmlformats.org/wordprocessingml/2006/main" w:val="Title Char"/>
-    <w:basedOn xmlns:w="http://schemas.openxmlformats.org/wordprocessingml/2006/main" w:val="DefaultParagraphFont"/>
-    <w:link xmlns:w="http://schemas.openxmlformats.org/wordprocessingml/2006/main" w:val="Title"/>
-    <w:uiPriority xmlns:w="http://schemas.openxmlformats.org/wordprocessingml/2006/main" w:val="10"/>
-    <w:rPr xmlns:w="http://schemas.openxmlformats.org/wordprocessingml/2006/main">
-      <w:rFonts w:asciiTheme="majorHAnsi" w:hAnsiTheme="majorHAnsi" w:eastAsiaTheme="majorEastAsia" w:cstheme="majorBidi"/>
-      <w:spacing w:val="-10"/>
-      <w:kern w:val="28"/>
-      <w:sz w:val="56"/>
-      <w:szCs w:val="56"/>
-    </w:rPr>
-  </w:style>
-  <w:style xmlns:w14="http://schemas.microsoft.com/office/word/2010/wordml" xmlns:mc="http://schemas.openxmlformats.org/markup-compatibility/2006" xmlns:w="http://schemas.openxmlformats.org/wordprocessingml/2006/main" w:type="paragraph" w:styleId="Title" mc:Ignorable="w14">
-    <w:name xmlns:w="http://schemas.openxmlformats.org/wordprocessingml/2006/main" w:val="Title"/>
-    <w:basedOn xmlns:w="http://schemas.openxmlformats.org/wordprocessingml/2006/main" w:val="Normal"/>
-    <w:next xmlns:w="http://schemas.openxmlformats.org/wordprocessingml/2006/main" w:val="Normal"/>
-    <w:link xmlns:w="http://schemas.openxmlformats.org/wordprocessingml/2006/main" w:val="TitleChar"/>
-    <w:uiPriority xmlns:w="http://schemas.openxmlformats.org/wordprocessingml/2006/main" w:val="10"/>
-    <w:qFormat xmlns:w="http://schemas.openxmlformats.org/wordprocessingml/2006/main"/>
-    <w:pPr xmlns:w="http://schemas.openxmlformats.org/wordprocessingml/2006/main">
-      <w:spacing xmlns:w="http://schemas.openxmlformats.org/wordprocessingml/2006/main" w:after="0" w:line="240" w:lineRule="auto"/>
-      <w:contextualSpacing xmlns:w="http://schemas.openxmlformats.org/wordprocessingml/2006/main"/>
-    </w:pPr>
-    <w:rPr xmlns:w="http://schemas.openxmlformats.org/wordprocessingml/2006/main">
-      <w:rFonts w:asciiTheme="majorHAnsi" w:hAnsiTheme="majorHAnsi" w:eastAsiaTheme="majorEastAsia" w:cstheme="majorBidi"/>
-      <w:spacing w:val="-10"/>
-      <w:kern w:val="28"/>
-      <w:sz w:val="56"/>
-      <w:szCs w:val="56"/>
-    </w:rPr>
-  </w:style>
-  <w:style xmlns:w="http://schemas.openxmlformats.org/wordprocessingml/2006/main" w:type="table" w:styleId="TableGrid">
-    <w:name xmlns:w="http://schemas.openxmlformats.org/wordprocessingml/2006/main" w:val="Table Grid"/>
-    <w:basedOn xmlns:w="http://schemas.openxmlformats.org/wordprocessingml/2006/main" w:val="TableNormal"/>
-    <w:uiPriority xmlns:w="http://schemas.openxmlformats.org/wordprocessingml/2006/main" w:val="59"/>
-    <w:rsid xmlns:w="http://schemas.openxmlformats.org/wordprocessingml/2006/main" w:val="00FB4123"/>
-    <w:pPr xmlns:w="http://schemas.openxmlformats.org/wordprocessingml/2006/main">
+  <w:style w:type="table" w:styleId="TableGrid">
+    <w:name w:val="Table Grid"/>
+    <w:basedOn w:val="TableNormal"/>
+    <w:uiPriority w:val="59"/>
+    <w:rsid w:val="00fb4123"/>
+    <w:pPr>
       <w:spacing w:after="0" w:line="240" w:lineRule="auto"/>
     </w:pPr>
-    <w:tblPr xmlns:w="http://schemas.openxmlformats.org/wordprocessingml/2006/main">
-      <w:tblInd w:w="0" w:type="dxa"/>
+    <w:tblPr>
       <w:tblBorders>
         <w:top w:val="single" w:color="000000" w:themeColor="text1" w:sz="4" w:space="0"/>
         <w:left w:val="single" w:color="000000" w:themeColor="text1" w:sz="4" w:space="0"/>
@@ -1084,14 +1790,14 @@
 </file>
 
 <file path=word/theme/theme1.xml><?xml version="1.0" encoding="utf-8"?>
-<a:theme xmlns:thm15="http://schemas.microsoft.com/office/thememl/2012/main" xmlns:a="http://schemas.openxmlformats.org/drawingml/2006/main" name="Office Theme">
+<a:theme xmlns:a="http://schemas.openxmlformats.org/drawingml/2006/main" xmlns:r="http://schemas.openxmlformats.org/officeDocument/2006/relationships" name="Office Theme">
   <a:themeElements>
     <a:clrScheme name="Office">
       <a:dk1>
-        <a:sysClr val="windowText" lastClr="000000"/>
+        <a:srgbClr val="000000"/>
       </a:dk1>
       <a:lt1>
-        <a:sysClr val="window" lastClr="FFFFFF"/>
+        <a:srgbClr val="FFFFFF"/>
       </a:lt1>
       <a:dk2>
         <a:srgbClr val="0E2841"/>
@@ -1126,119 +1832,55 @@
     </a:clrScheme>
     <a:fontScheme name="Office">
       <a:majorFont>
-        <a:latin typeface="Aptos Display" panose="02110004020202020204"/>
+        <a:latin typeface="Aptos Display" panose="02110004020202020204" pitchFamily="0" charset="1"/>
         <a:ea typeface=""/>
         <a:cs typeface=""/>
-        <a:font script="Jpan" typeface="ＭＳ ゴシック"/>
-        <a:font script="Hang" typeface="맑은 고딕"/>
-        <a:font script="Hans" typeface="宋体"/>
-        <a:font script="Hant" typeface="新細明體"/>
-        <a:font script="Arab" typeface="Times New Roman"/>
-        <a:font script="Hebr" typeface="Times New Roman"/>
-        <a:font script="Thai" typeface="Angsana New"/>
-        <a:font script="Ethi" typeface="Nyala"/>
-        <a:font script="Beng" typeface="Vrinda"/>
-        <a:font script="Gujr" typeface="Shruti"/>
-        <a:font script="Khmr" typeface="MoolBoran"/>
-        <a:font script="Knda" typeface="Tunga"/>
-        <a:font script="Guru" typeface="Raavi"/>
-        <a:font script="Cans" typeface="Euphemia"/>
-        <a:font script="Cher" typeface="Plantagenet Cherokee"/>
-        <a:font script="Yiii" typeface="Microsoft Yi Baiti"/>
-        <a:font script="Tibt" typeface="Microsoft Himalaya"/>
-        <a:font script="Thaa" typeface="MV Boli"/>
-        <a:font script="Deva" typeface="Mangal"/>
-        <a:font script="Telu" typeface="Gautami"/>
-        <a:font script="Taml" typeface="Latha"/>
-        <a:font script="Syrc" typeface="Estrangelo Edessa"/>
-        <a:font script="Orya" typeface="Kalinga"/>
-        <a:font script="Mlym" typeface="Kartika"/>
-        <a:font script="Laoo" typeface="DokChampa"/>
-        <a:font script="Sinh" typeface="Iskoola Pota"/>
-        <a:font script="Mong" typeface="Mongolian Baiti"/>
-        <a:font script="Viet" typeface="Times New Roman"/>
-        <a:font script="Uigh" typeface="Microsoft Uighur"/>
-        <a:font script="Geor" typeface="Sylfaen"/>
       </a:majorFont>
       <a:minorFont>
-        <a:latin typeface="Aptos" panose="02110004020202020204"/>
+        <a:latin typeface="Aptos" panose="02110004020202020204" pitchFamily="0" charset="1"/>
         <a:ea typeface=""/>
         <a:cs typeface=""/>
-        <a:font script="Jpan" typeface="ＭＳ 明朝"/>
-        <a:font script="Hang" typeface="맑은 고딕"/>
-        <a:font script="Hans" typeface="宋体"/>
-        <a:font script="Hant" typeface="新細明體"/>
-        <a:font script="Arab" typeface="Arial"/>
-        <a:font script="Hebr" typeface="Arial"/>
-        <a:font script="Thai" typeface="Cordia New"/>
-        <a:font script="Ethi" typeface="Nyala"/>
-        <a:font script="Beng" typeface="Vrinda"/>
-        <a:font script="Gujr" typeface="Shruti"/>
-        <a:font script="Khmr" typeface="DaunPenh"/>
-        <a:font script="Knda" typeface="Tunga"/>
-        <a:font script="Guru" typeface="Raavi"/>
-        <a:font script="Cans" typeface="Euphemia"/>
-        <a:font script="Cher" typeface="Plantagenet Cherokee"/>
-        <a:font script="Yiii" typeface="Microsoft Yi Baiti"/>
-        <a:font script="Tibt" typeface="Microsoft Himalaya"/>
-        <a:font script="Thaa" typeface="MV Boli"/>
-        <a:font script="Deva" typeface="Mangal"/>
-        <a:font script="Telu" typeface="Gautami"/>
-        <a:font script="Taml" typeface="Latha"/>
-        <a:font script="Syrc" typeface="Estrangelo Edessa"/>
-        <a:font script="Orya" typeface="Kalinga"/>
-        <a:font script="Mlym" typeface="Kartika"/>
-        <a:font script="Laoo" typeface="DokChampa"/>
-        <a:font script="Sinh" typeface="Iskoola Pota"/>
-        <a:font script="Mong" typeface="Mongolian Baiti"/>
-        <a:font script="Viet" typeface="Arial"/>
-        <a:font script="Uigh" typeface="Microsoft Uighur"/>
-        <a:font script="Geor" typeface="Sylfaen"/>
       </a:minorFont>
     </a:fontScheme>
-    <a:fmtScheme name="Office">
+    <a:fmtScheme>
       <a:fillStyleLst>
         <a:solidFill>
           <a:schemeClr val="phClr"/>
         </a:solidFill>
-        <a:gradFill rotWithShape="1">
+        <a:gradFill>
           <a:gsLst>
             <a:gs pos="0">
               <a:schemeClr val="phClr">
                 <a:lumMod val="110000"/>
-                <a:satMod val="105000"/>
                 <a:tint val="67000"/>
               </a:schemeClr>
             </a:gs>
             <a:gs pos="50000">
               <a:schemeClr val="phClr">
                 <a:lumMod val="105000"/>
-                <a:satMod val="103000"/>
                 <a:tint val="73000"/>
               </a:schemeClr>
             </a:gs>
             <a:gs pos="100000">
               <a:schemeClr val="phClr">
                 <a:lumMod val="105000"/>
-                <a:satMod val="109000"/>
                 <a:tint val="81000"/>
               </a:schemeClr>
             </a:gs>
           </a:gsLst>
           <a:lin ang="5400000" scaled="0"/>
+          <a:tileRect l="0" t="0" r="0" b="0"/>
         </a:gradFill>
-        <a:gradFill rotWithShape="1">
+        <a:gradFill>
           <a:gsLst>
             <a:gs pos="0">
               <a:schemeClr val="phClr">
-                <a:satMod val="103000"/>
                 <a:lumMod val="102000"/>
                 <a:tint val="94000"/>
               </a:schemeClr>
             </a:gs>
             <a:gs pos="50000">
               <a:schemeClr val="phClr">
-                <a:satMod val="110000"/>
                 <a:lumMod val="100000"/>
                 <a:shade val="100000"/>
               </a:schemeClr>
@@ -1246,33 +1888,24 @@
             <a:gs pos="100000">
               <a:schemeClr val="phClr">
                 <a:lumMod val="99000"/>
-                <a:satMod val="120000"/>
                 <a:shade val="78000"/>
               </a:schemeClr>
             </a:gs>
           </a:gsLst>
           <a:lin ang="5400000" scaled="0"/>
+          <a:tileRect l="0" t="0" r="0" b="0"/>
         </a:gradFill>
       </a:fillStyleLst>
       <a:lnStyleLst>
         <a:ln w="6350" cap="flat" cmpd="sng" algn="ctr">
-          <a:solidFill>
-            <a:schemeClr val="phClr"/>
-          </a:solidFill>
           <a:prstDash val="solid"/>
           <a:miter lim="800000"/>
         </a:ln>
         <a:ln w="12700" cap="flat" cmpd="sng" algn="ctr">
-          <a:solidFill>
-            <a:schemeClr val="phClr"/>
-          </a:solidFill>
           <a:prstDash val="solid"/>
           <a:miter lim="800000"/>
         </a:ln>
         <a:ln w="19050" cap="flat" cmpd="sng" algn="ctr">
-          <a:solidFill>
-            <a:schemeClr val="phClr"/>
-          </a:solidFill>
           <a:prstDash val="solid"/>
           <a:miter lim="800000"/>
         </a:ln>
@@ -1285,13 +1918,7 @@
           <a:effectLst/>
         </a:effectStyle>
         <a:effectStyle>
-          <a:effectLst>
-            <a:outerShdw blurRad="57150" dist="19050" dir="5400000" algn="ctr" rotWithShape="0">
-              <a:srgbClr val="000000">
-                <a:alpha val="63000"/>
-              </a:srgbClr>
-            </a:outerShdw>
-          </a:effectLst>
+          <a:effectLst/>
         </a:effectStyle>
       </a:effectStyleLst>
       <a:bgFillStyleLst>
@@ -1301,15 +1928,13 @@
         <a:solidFill>
           <a:schemeClr val="phClr">
             <a:tint val="95000"/>
-            <a:satMod val="170000"/>
           </a:schemeClr>
         </a:solidFill>
-        <a:gradFill rotWithShape="1">
+        <a:gradFill>
           <a:gsLst>
             <a:gs pos="0">
               <a:schemeClr val="phClr">
                 <a:tint val="93000"/>
-                <a:satMod val="150000"/>
                 <a:shade val="98000"/>
                 <a:lumMod val="102000"/>
               </a:schemeClr>
@@ -1317,7 +1942,6 @@
             <a:gs pos="50000">
               <a:schemeClr val="phClr">
                 <a:tint val="98000"/>
-                <a:satMod val="130000"/>
                 <a:shade val="90000"/>
                 <a:lumMod val="103000"/>
               </a:schemeClr>
@@ -1325,26 +1949,34 @@
             <a:gs pos="100000">
               <a:schemeClr val="phClr">
                 <a:shade val="63000"/>
-                <a:satMod val="120000"/>
               </a:schemeClr>
             </a:gs>
           </a:gsLst>
           <a:lin ang="5400000" scaled="0"/>
+          <a:tileRect l="0" t="0" r="0" b="0"/>
         </a:gradFill>
       </a:bgFillStyleLst>
     </a:fmtScheme>
   </a:themeElements>
-  <a:objectDefaults/>
-  <a:extraClrSchemeLst/>
-  <a:extLst>
-    <a:ext uri="{05A4C25C-085E-4340-85A3-A5531E510DB2}">
-      <thm15:themeFamily xmlns:thm15="http://schemas.microsoft.com/office/thememl/2012/main" name="Office Theme" id="{62F939B6-93AF-4DB8-9C6B-D6C7DFDC589F}" vid="{4A3C46E8-61CC-4603-A589-7422A47A8E4A}"/>
-    </a:ext>
-  </a:extLst>
 </a:theme>
 </file>
 
 <file path=customXml/item1.xml><?xml version="1.0" encoding="utf-8"?>
+<p:properties xmlns:p="http://schemas.microsoft.com/office/2006/metadata/properties" xmlns:xsi="http://www.w3.org/2001/XMLSchema-instance" xmlns:pc="http://schemas.microsoft.com/office/infopath/2007/PartnerControls">
+  <documentManagement/>
+</p:properties>
+</file>
+
+<file path=customXml/item2.xml><?xml version="1.0" encoding="utf-8"?>
+<?mso-contentType ?>
+<FormTemplates xmlns="http://schemas.microsoft.com/sharepoint/v3/contenttype/forms">
+  <Display>DocumentLibraryForm</Display>
+  <Edit>DocumentLibraryForm</Edit>
+  <New>DocumentLibraryForm</New>
+</FormTemplates>
+</file>
+
+<file path=customXml/item3.xml><?xml version="1.0" encoding="utf-8"?>
 <ct:contentTypeSchema xmlns:ct="http://schemas.microsoft.com/office/2006/metadata/contentType" xmlns:ma="http://schemas.microsoft.com/office/2006/metadata/properties/metaAttributes" ct:_="" ma:_="" ma:contentTypeName="Dokument" ma:contentTypeID="0x01010012E5076748DB3D46A5831BCC14D2C1E2" ma:contentTypeVersion="0" ma:contentTypeDescription="Ein neues Dokument erstellen." ma:contentTypeScope="" ma:versionID="1708a8366f2130af8b1771e9877f0cfe">
   <xsd:schema xmlns:xsd="http://www.w3.org/2001/XMLSchema" xmlns:xs="http://www.w3.org/2001/XMLSchema" xmlns:p="http://schemas.microsoft.com/office/2006/metadata/properties" targetNamespace="http://schemas.microsoft.com/office/2006/metadata/properties" ma:root="true" ma:fieldsID="df7b5bc1abea3a6eee9d75eaf0ff079b">
     <xsd:element name="properties">
@@ -1458,23 +2090,8 @@
 </ct:contentTypeSchema>
 </file>
 
-<file path=customXml/item2.xml><?xml version="1.0" encoding="utf-8"?>
-<?mso-contentType ?>
-<FormTemplates xmlns="http://schemas.microsoft.com/sharepoint/v3/contenttype/forms">
-  <Display>DocumentLibraryForm</Display>
-  <Edit>DocumentLibraryForm</Edit>
-  <New>DocumentLibraryForm</New>
-</FormTemplates>
-</file>
-
-<file path=customXml/item3.xml><?xml version="1.0" encoding="utf-8"?>
-<p:properties xmlns:p="http://schemas.microsoft.com/office/2006/metadata/properties" xmlns:xsi="http://www.w3.org/2001/XMLSchema-instance" xmlns:pc="http://schemas.microsoft.com/office/infopath/2007/PartnerControls">
-  <documentManagement/>
-</p:properties>
-</file>
-
 <file path=customXml/itemProps1.xml><?xml version="1.0" encoding="utf-8"?>
-<ds:datastoreItem xmlns:ds="http://schemas.openxmlformats.org/officeDocument/2006/customXml" ds:itemID="{C99C8EF0-5A6F-4BDB-ACAA-A98695A7579E}"/>
+<ds:datastoreItem xmlns:ds="http://schemas.openxmlformats.org/officeDocument/2006/customXml" ds:itemID="{292AB7E1-C881-4341-AB5F-D3DF6EE6DFD0}"/>
 </file>
 
 <file path=customXml/itemProps2.xml><?xml version="1.0" encoding="utf-8"?>
@@ -1482,5 +2099,5 @@
 </file>
 
 <file path=customXml/itemProps3.xml><?xml version="1.0" encoding="utf-8"?>
-<ds:datastoreItem xmlns:ds="http://schemas.openxmlformats.org/officeDocument/2006/customXml" ds:itemID="{292AB7E1-C881-4341-AB5F-D3DF6EE6DFD0}"/>
+<ds:datastoreItem xmlns:ds="http://schemas.openxmlformats.org/officeDocument/2006/customXml" ds:itemID="{C99C8EF0-5A6F-4BDB-ACAA-A98695A7579E}"/>
 </file>
--- a/Oliver/03-Lerntagebuch_Jidkov.docx
+++ b/Oliver/03-Lerntagebuch_Jidkov.docx
@@ -10,7 +10,7 @@
       </w:pPr>
       <w:r>
         <w:rPr/>
-        <w:t>Lerntagebuch von</w:t>
+        <w:t>Lerntagebuch von Oliver</w:t>
       </w:r>
     </w:p>
     <w:p>
@@ -63,6 +63,7 @@
             <w:pPr>
               <w:pStyle w:val="Normal"/>
               <w:widowControl/>
+              <w:suppressAutoHyphens w:val="true"/>
               <w:spacing w:lineRule="auto" w:line="240" w:before="0" w:after="0"/>
               <w:jc w:val="start"/>
               <w:rPr>
@@ -93,6 +94,7 @@
             <w:pPr>
               <w:pStyle w:val="Normal"/>
               <w:widowControl/>
+              <w:suppressAutoHyphens w:val="true"/>
               <w:spacing w:lineRule="auto" w:line="240" w:before="0" w:after="0"/>
               <w:jc w:val="start"/>
               <w:rPr>
@@ -123,6 +125,7 @@
             <w:pPr>
               <w:pStyle w:val="Normal"/>
               <w:widowControl/>
+              <w:suppressAutoHyphens w:val="true"/>
               <w:spacing w:lineRule="auto" w:line="240" w:before="0" w:after="0"/>
               <w:jc w:val="start"/>
               <w:rPr>
@@ -153,6 +156,7 @@
             <w:pPr>
               <w:pStyle w:val="Normal"/>
               <w:widowControl/>
+              <w:suppressAutoHyphens w:val="true"/>
               <w:spacing w:lineRule="auto" w:line="240" w:before="0" w:after="0"/>
               <w:jc w:val="start"/>
               <w:rPr>
@@ -183,6 +187,7 @@
             <w:pPr>
               <w:pStyle w:val="Normal"/>
               <w:widowControl/>
+              <w:suppressAutoHyphens w:val="true"/>
               <w:spacing w:lineRule="auto" w:line="240" w:before="0" w:after="0"/>
               <w:jc w:val="start"/>
               <w:rPr>
@@ -218,6 +223,7 @@
             <w:pPr>
               <w:pStyle w:val="Normal"/>
               <w:widowControl/>
+              <w:suppressAutoHyphens w:val="true"/>
               <w:spacing w:lineRule="auto" w:line="240" w:before="0" w:after="0"/>
               <w:jc w:val="start"/>
               <w:rPr>
@@ -249,6 +255,7 @@
             <w:pPr>
               <w:pStyle w:val="Normal"/>
               <w:widowControl/>
+              <w:suppressAutoHyphens w:val="true"/>
               <w:spacing w:lineRule="auto" w:line="240" w:before="0" w:after="0"/>
               <w:jc w:val="start"/>
               <w:rPr>
@@ -274,6 +281,7 @@
             <w:pPr>
               <w:pStyle w:val="Normal"/>
               <w:widowControl/>
+              <w:suppressAutoHyphens w:val="true"/>
               <w:spacing w:lineRule="auto" w:line="240" w:before="0" w:after="0"/>
               <w:jc w:val="start"/>
               <w:rPr>
@@ -305,6 +313,7 @@
             <w:pPr>
               <w:pStyle w:val="Normal"/>
               <w:widowControl/>
+              <w:suppressAutoHyphens w:val="true"/>
               <w:spacing w:lineRule="auto" w:line="240" w:before="0" w:after="0"/>
               <w:jc w:val="start"/>
               <w:rPr>
@@ -335,6 +344,7 @@
             <w:pPr>
               <w:pStyle w:val="Normal"/>
               <w:widowControl/>
+              <w:suppressAutoHyphens w:val="true"/>
               <w:spacing w:lineRule="auto" w:line="240" w:before="0" w:after="0"/>
               <w:jc w:val="start"/>
               <w:rPr>
@@ -365,6 +375,7 @@
             <w:pPr>
               <w:pStyle w:val="Normal"/>
               <w:widowControl/>
+              <w:suppressAutoHyphens w:val="true"/>
               <w:spacing w:lineRule="auto" w:line="240" w:before="0" w:after="0"/>
               <w:jc w:val="start"/>
               <w:rPr>
@@ -401,6 +412,7 @@
             <w:pPr>
               <w:pStyle w:val="Normal"/>
               <w:widowControl/>
+              <w:suppressAutoHyphens w:val="true"/>
               <w:spacing w:lineRule="auto" w:line="240" w:before="0" w:after="0"/>
               <w:jc w:val="start"/>
               <w:rPr>
@@ -432,6 +444,7 @@
             <w:pPr>
               <w:pStyle w:val="Normal"/>
               <w:widowControl/>
+              <w:suppressAutoHyphens w:val="true"/>
               <w:spacing w:lineRule="auto" w:line="240" w:before="0" w:after="0"/>
               <w:jc w:val="start"/>
               <w:rPr>
@@ -463,6 +476,7 @@
             <w:pPr>
               <w:pStyle w:val="Normal"/>
               <w:widowControl/>
+              <w:suppressAutoHyphens w:val="true"/>
               <w:spacing w:lineRule="auto" w:line="240" w:before="0" w:after="0"/>
               <w:jc w:val="start"/>
               <w:rPr>
@@ -493,6 +507,7 @@
             <w:pPr>
               <w:pStyle w:val="Normal"/>
               <w:widowControl/>
+              <w:suppressAutoHyphens w:val="true"/>
               <w:spacing w:lineRule="auto" w:line="240" w:before="0" w:after="0"/>
               <w:jc w:val="start"/>
               <w:rPr>
@@ -523,6 +538,7 @@
             <w:pPr>
               <w:pStyle w:val="Normal"/>
               <w:widowControl/>
+              <w:suppressAutoHyphens w:val="true"/>
               <w:spacing w:lineRule="auto" w:line="240" w:before="0" w:after="0"/>
               <w:jc w:val="start"/>
               <w:rPr>
@@ -559,6 +575,7 @@
             <w:pPr>
               <w:pStyle w:val="Normal"/>
               <w:widowControl/>
+              <w:suppressAutoHyphens w:val="true"/>
               <w:spacing w:lineRule="auto" w:line="240" w:before="0" w:after="0"/>
               <w:jc w:val="start"/>
               <w:rPr>
@@ -590,35 +607,77 @@
             <w:pPr>
               <w:pStyle w:val="Normal"/>
               <w:widowControl/>
-              <w:spacing w:lineRule="auto" w:line="240" w:before="0" w:after="0"/>
-              <w:jc w:val="start"/>
-              <w:rPr>
-                <w:rFonts w:ascii="Aptos" w:hAnsi="Aptos" w:eastAsia="Aptos" w:cs=""/>
-                <w:kern w:val="0"/>
-                <w:sz w:val="24"/>
-                <w:szCs w:val="24"/>
-                <w:lang w:val="de-DE" w:eastAsia="en-US" w:bidi="ar-SA"/>
-              </w:rPr>
-            </w:pPr>
-            <w:r>
-              <w:rPr>
-                <w:rFonts w:eastAsia="Aptos" w:cs=""/>
-                <w:kern w:val="0"/>
-                <w:sz w:val="24"/>
-                <w:szCs w:val="24"/>
-                <w:lang w:val="de-DE" w:eastAsia="en-US" w:bidi="ar-SA"/>
-              </w:rPr>
-              <w:t xml:space="preserve">Gemeinsame konzipierung des ER-Modells </w:t>
-            </w:r>
-            <w:r>
-              <w:rPr>
-                <w:rFonts w:eastAsia="Aptos" w:cs=""/>
-                <w:kern w:val="0"/>
-                <w:sz w:val="24"/>
-                <w:szCs w:val="24"/>
-                <w:lang w:val="de-DE" w:eastAsia="en-US" w:bidi="ar-SA"/>
-              </w:rPr>
-              <w:t>mit dem Team.</w:t>
+              <w:suppressAutoHyphens w:val="true"/>
+              <w:spacing w:lineRule="auto" w:line="240" w:before="0" w:after="0"/>
+              <w:jc w:val="start"/>
+              <w:rPr>
+                <w:rFonts w:ascii="Aptos" w:hAnsi="Aptos" w:eastAsia="Aptos" w:cs=""/>
+                <w:kern w:val="0"/>
+                <w:sz w:val="24"/>
+                <w:szCs w:val="24"/>
+                <w:lang w:val="de-DE" w:eastAsia="en-US" w:bidi="ar-SA"/>
+              </w:rPr>
+            </w:pPr>
+            <w:r>
+              <w:rPr>
+                <w:rFonts w:eastAsia="Aptos" w:cs=""/>
+                <w:kern w:val="0"/>
+                <w:sz w:val="24"/>
+                <w:szCs w:val="24"/>
+                <w:lang w:val="de-DE" w:eastAsia="en-US" w:bidi="ar-SA"/>
+              </w:rPr>
+              <w:t>1. Sprintbesprechung</w:t>
+            </w:r>
+          </w:p>
+          <w:p>
+            <w:pPr>
+              <w:pStyle w:val="Normal"/>
+              <w:widowControl/>
+              <w:suppressAutoHyphens w:val="true"/>
+              <w:spacing w:lineRule="auto" w:line="240" w:before="0" w:after="0"/>
+              <w:jc w:val="start"/>
+              <w:rPr>
+                <w:rFonts w:ascii="Aptos" w:hAnsi="Aptos" w:eastAsia="Aptos" w:cs=""/>
+                <w:kern w:val="0"/>
+                <w:sz w:val="24"/>
+                <w:szCs w:val="24"/>
+                <w:lang w:val="de-DE" w:eastAsia="en-US" w:bidi="ar-SA"/>
+              </w:rPr>
+            </w:pPr>
+            <w:r>
+              <w:rPr>
+                <w:rFonts w:eastAsia="Aptos" w:cs=""/>
+                <w:kern w:val="0"/>
+                <w:sz w:val="24"/>
+                <w:szCs w:val="24"/>
+                <w:lang w:val="de-DE" w:eastAsia="en-US" w:bidi="ar-SA"/>
+              </w:rPr>
+            </w:r>
+          </w:p>
+          <w:p>
+            <w:pPr>
+              <w:pStyle w:val="Normal"/>
+              <w:widowControl/>
+              <w:suppressAutoHyphens w:val="true"/>
+              <w:spacing w:lineRule="auto" w:line="240" w:before="0" w:after="0"/>
+              <w:jc w:val="start"/>
+              <w:rPr>
+                <w:rFonts w:ascii="Aptos" w:hAnsi="Aptos" w:eastAsia="Aptos" w:cs=""/>
+                <w:kern w:val="0"/>
+                <w:sz w:val="24"/>
+                <w:szCs w:val="24"/>
+                <w:lang w:val="de-DE" w:eastAsia="en-US" w:bidi="ar-SA"/>
+              </w:rPr>
+            </w:pPr>
+            <w:r>
+              <w:rPr>
+                <w:rFonts w:eastAsia="Aptos" w:cs=""/>
+                <w:kern w:val="0"/>
+                <w:sz w:val="24"/>
+                <w:szCs w:val="24"/>
+                <w:lang w:val="de-DE" w:eastAsia="en-US" w:bidi="ar-SA"/>
+              </w:rPr>
+              <w:t>Gemeinsame konzipierung des ER-Modells mit dem Team.</w:t>
             </w:r>
           </w:p>
         </w:tc>
@@ -631,24 +690,26 @@
             <w:pPr>
               <w:pStyle w:val="Normal"/>
               <w:widowControl/>
-              <w:spacing w:lineRule="auto" w:line="240" w:before="0" w:after="0"/>
-              <w:jc w:val="start"/>
-              <w:rPr>
-                <w:rFonts w:ascii="Aptos" w:hAnsi="Aptos" w:eastAsia="Aptos" w:cs=""/>
-                <w:kern w:val="0"/>
-                <w:sz w:val="24"/>
-                <w:szCs w:val="24"/>
-                <w:lang w:val="de-DE" w:eastAsia="en-US" w:bidi="ar-SA"/>
-              </w:rPr>
-            </w:pPr>
-            <w:r>
-              <w:rPr>
-                <w:rFonts w:eastAsia="Aptos" w:cs=""/>
-                <w:kern w:val="0"/>
-                <w:sz w:val="24"/>
-                <w:szCs w:val="24"/>
-                <w:lang w:val="de-DE" w:eastAsia="en-US" w:bidi="ar-SA"/>
-              </w:rPr>
+              <w:suppressAutoHyphens w:val="true"/>
+              <w:spacing w:lineRule="auto" w:line="240" w:before="0" w:after="0"/>
+              <w:jc w:val="start"/>
+              <w:rPr>
+                <w:rFonts w:ascii="Aptos" w:hAnsi="Aptos" w:eastAsia="Aptos" w:cs=""/>
+                <w:kern w:val="0"/>
+                <w:sz w:val="24"/>
+                <w:szCs w:val="24"/>
+                <w:lang w:val="de-DE" w:eastAsia="en-US" w:bidi="ar-SA"/>
+              </w:rPr>
+            </w:pPr>
+            <w:r>
+              <w:rPr>
+                <w:rFonts w:eastAsia="Aptos" w:cs=""/>
+                <w:kern w:val="0"/>
+                <w:sz w:val="24"/>
+                <w:szCs w:val="24"/>
+                <w:lang w:val="de-DE" w:eastAsia="en-US" w:bidi="ar-SA"/>
+              </w:rPr>
+              <w:t>Die fachfremden kaufmännischen Anforderungen sinnvoll in ein ER-implementieren.</w:t>
             </w:r>
           </w:p>
         </w:tc>
@@ -661,24 +722,26 @@
             <w:pPr>
               <w:pStyle w:val="Normal"/>
               <w:widowControl/>
-              <w:spacing w:lineRule="auto" w:line="240" w:before="0" w:after="0"/>
-              <w:jc w:val="start"/>
-              <w:rPr>
-                <w:rFonts w:ascii="Aptos" w:hAnsi="Aptos" w:eastAsia="Aptos" w:cs=""/>
-                <w:kern w:val="0"/>
-                <w:sz w:val="24"/>
-                <w:szCs w:val="24"/>
-                <w:lang w:val="de-DE" w:eastAsia="en-US" w:bidi="ar-SA"/>
-              </w:rPr>
-            </w:pPr>
-            <w:r>
-              <w:rPr>
-                <w:rFonts w:eastAsia="Aptos" w:cs=""/>
-                <w:kern w:val="0"/>
-                <w:sz w:val="24"/>
-                <w:szCs w:val="24"/>
-                <w:lang w:val="de-DE" w:eastAsia="en-US" w:bidi="ar-SA"/>
-              </w:rPr>
+              <w:suppressAutoHyphens w:val="true"/>
+              <w:spacing w:lineRule="auto" w:line="240" w:before="0" w:after="0"/>
+              <w:jc w:val="start"/>
+              <w:rPr>
+                <w:rFonts w:ascii="Aptos" w:hAnsi="Aptos" w:eastAsia="Aptos" w:cs=""/>
+                <w:kern w:val="0"/>
+                <w:sz w:val="24"/>
+                <w:szCs w:val="24"/>
+                <w:lang w:val="de-DE" w:eastAsia="en-US" w:bidi="ar-SA"/>
+              </w:rPr>
+            </w:pPr>
+            <w:r>
+              <w:rPr>
+                <w:rFonts w:eastAsia="Aptos" w:cs=""/>
+                <w:kern w:val="0"/>
+                <w:sz w:val="24"/>
+                <w:szCs w:val="24"/>
+                <w:lang w:val="de-DE" w:eastAsia="en-US" w:bidi="ar-SA"/>
+              </w:rPr>
+              <w:t>Anforderungen von einem IT-Kaufmann erheben durch Diskussionen.</w:t>
             </w:r>
           </w:p>
         </w:tc>
@@ -691,25 +754,26 @@
             <w:pPr>
               <w:pStyle w:val="Normal"/>
               <w:widowControl/>
-              <w:spacing w:lineRule="auto" w:line="240" w:before="0" w:after="0"/>
-              <w:jc w:val="start"/>
-              <w:rPr>
-                <w:rFonts w:ascii="Aptos" w:hAnsi="Aptos" w:eastAsia="Aptos" w:cs=""/>
-                <w:kern w:val="0"/>
-                <w:sz w:val="24"/>
-                <w:szCs w:val="24"/>
-                <w:lang w:val="de-DE" w:eastAsia="en-US" w:bidi="ar-SA"/>
-              </w:rPr>
-            </w:pPr>
-            <w:r>
-              <w:rPr>
-                <w:rFonts w:eastAsia="Aptos" w:cs=""/>
-                <w:kern w:val="0"/>
-                <w:sz w:val="24"/>
-                <w:szCs w:val="24"/>
-                <w:lang w:val="de-DE" w:eastAsia="en-US" w:bidi="ar-SA"/>
-              </w:rPr>
-              <w:t>Verständnis für die Normalformen vertieft und abteilungsübergreifende Logik von Kaufmännern.</w:t>
+              <w:suppressAutoHyphens w:val="true"/>
+              <w:spacing w:lineRule="auto" w:line="240" w:before="0" w:after="0"/>
+              <w:jc w:val="start"/>
+              <w:rPr>
+                <w:rFonts w:ascii="Aptos" w:hAnsi="Aptos" w:eastAsia="Aptos" w:cs=""/>
+                <w:kern w:val="0"/>
+                <w:sz w:val="24"/>
+                <w:szCs w:val="24"/>
+                <w:lang w:val="de-DE" w:eastAsia="en-US" w:bidi="ar-SA"/>
+              </w:rPr>
+            </w:pPr>
+            <w:r>
+              <w:rPr>
+                <w:rFonts w:eastAsia="Aptos" w:cs=""/>
+                <w:kern w:val="0"/>
+                <w:sz w:val="24"/>
+                <w:szCs w:val="24"/>
+                <w:lang w:val="de-DE" w:eastAsia="en-US" w:bidi="ar-SA"/>
+              </w:rPr>
+              <w:t>Verständnis für die Normalformen vertieft und abteilungsübergreifende Logik von Kaufmännern aufgenommen.</w:t>
             </w:r>
           </w:p>
         </w:tc>
@@ -727,6 +791,7 @@
             <w:pPr>
               <w:pStyle w:val="Normal"/>
               <w:widowControl/>
+              <w:suppressAutoHyphens w:val="true"/>
               <w:spacing w:lineRule="auto" w:line="240" w:before="0" w:after="0"/>
               <w:jc w:val="start"/>
               <w:rPr>
@@ -758,24 +823,26 @@
             <w:pPr>
               <w:pStyle w:val="Normal"/>
               <w:widowControl/>
-              <w:spacing w:lineRule="auto" w:line="240" w:before="0" w:after="0"/>
-              <w:jc w:val="start"/>
-              <w:rPr>
-                <w:rFonts w:ascii="Aptos" w:hAnsi="Aptos" w:eastAsia="Aptos" w:cs=""/>
-                <w:kern w:val="0"/>
-                <w:sz w:val="24"/>
-                <w:szCs w:val="24"/>
-                <w:lang w:val="de-DE" w:eastAsia="en-US" w:bidi="ar-SA"/>
-              </w:rPr>
-            </w:pPr>
-            <w:r>
-              <w:rPr>
-                <w:rFonts w:eastAsia="Aptos" w:cs=""/>
-                <w:kern w:val="0"/>
-                <w:sz w:val="24"/>
-                <w:szCs w:val="24"/>
-                <w:lang w:val="de-DE" w:eastAsia="en-US" w:bidi="ar-SA"/>
-              </w:rPr>
+              <w:suppressAutoHyphens w:val="true"/>
+              <w:spacing w:lineRule="auto" w:line="240" w:before="0" w:after="0"/>
+              <w:jc w:val="start"/>
+              <w:rPr>
+                <w:rFonts w:ascii="Aptos" w:hAnsi="Aptos" w:eastAsia="Aptos" w:cs=""/>
+                <w:kern w:val="0"/>
+                <w:sz w:val="24"/>
+                <w:szCs w:val="24"/>
+                <w:lang w:val="de-DE" w:eastAsia="en-US" w:bidi="ar-SA"/>
+              </w:rPr>
+            </w:pPr>
+            <w:r>
+              <w:rPr>
+                <w:rFonts w:eastAsia="Aptos" w:cs=""/>
+                <w:kern w:val="0"/>
+                <w:sz w:val="24"/>
+                <w:szCs w:val="24"/>
+                <w:lang w:val="de-DE" w:eastAsia="en-US" w:bidi="ar-SA"/>
+              </w:rPr>
+              <w:t>Erstellung des ER-Modells für Webshop inklusive kaufmännischer Daten.</w:t>
             </w:r>
           </w:p>
         </w:tc>
@@ -788,24 +855,26 @@
             <w:pPr>
               <w:pStyle w:val="Normal"/>
               <w:widowControl/>
-              <w:spacing w:lineRule="auto" w:line="240" w:before="0" w:after="0"/>
-              <w:jc w:val="start"/>
-              <w:rPr>
-                <w:rFonts w:ascii="Aptos" w:hAnsi="Aptos" w:eastAsia="Aptos" w:cs=""/>
-                <w:kern w:val="0"/>
-                <w:sz w:val="24"/>
-                <w:szCs w:val="24"/>
-                <w:lang w:val="de-DE" w:eastAsia="en-US" w:bidi="ar-SA"/>
-              </w:rPr>
-            </w:pPr>
-            <w:r>
-              <w:rPr>
-                <w:rFonts w:eastAsia="Aptos" w:cs=""/>
-                <w:kern w:val="0"/>
-                <w:sz w:val="24"/>
-                <w:szCs w:val="24"/>
-                <w:lang w:val="de-DE" w:eastAsia="en-US" w:bidi="ar-SA"/>
-              </w:rPr>
+              <w:suppressAutoHyphens w:val="true"/>
+              <w:spacing w:lineRule="auto" w:line="240" w:before="0" w:after="0"/>
+              <w:jc w:val="start"/>
+              <w:rPr>
+                <w:rFonts w:ascii="Aptos" w:hAnsi="Aptos" w:eastAsia="Aptos" w:cs=""/>
+                <w:kern w:val="0"/>
+                <w:sz w:val="24"/>
+                <w:szCs w:val="24"/>
+                <w:lang w:val="de-DE" w:eastAsia="en-US" w:bidi="ar-SA"/>
+              </w:rPr>
+            </w:pPr>
+            <w:r>
+              <w:rPr>
+                <w:rFonts w:eastAsia="Aptos" w:cs=""/>
+                <w:kern w:val="0"/>
+                <w:sz w:val="24"/>
+                <w:szCs w:val="24"/>
+                <w:lang w:val="de-DE" w:eastAsia="en-US" w:bidi="ar-SA"/>
+              </w:rPr>
+              <w:t>Ein großes ER-Modell erstellen welchen allen Anforderungen gerecht wird und normalisiert ist.</w:t>
             </w:r>
           </w:p>
         </w:tc>
@@ -818,24 +887,26 @@
             <w:pPr>
               <w:pStyle w:val="Normal"/>
               <w:widowControl/>
-              <w:spacing w:lineRule="auto" w:line="240" w:before="0" w:after="0"/>
-              <w:jc w:val="start"/>
-              <w:rPr>
-                <w:rFonts w:ascii="Aptos" w:hAnsi="Aptos" w:eastAsia="Aptos" w:cs=""/>
-                <w:kern w:val="0"/>
-                <w:sz w:val="24"/>
-                <w:szCs w:val="24"/>
-                <w:lang w:val="de-DE" w:eastAsia="en-US" w:bidi="ar-SA"/>
-              </w:rPr>
-            </w:pPr>
-            <w:r>
-              <w:rPr>
-                <w:rFonts w:eastAsia="Aptos" w:cs=""/>
-                <w:kern w:val="0"/>
-                <w:sz w:val="24"/>
-                <w:szCs w:val="24"/>
-                <w:lang w:val="de-DE" w:eastAsia="en-US" w:bidi="ar-SA"/>
-              </w:rPr>
+              <w:suppressAutoHyphens w:val="true"/>
+              <w:spacing w:lineRule="auto" w:line="240" w:before="0" w:after="0"/>
+              <w:jc w:val="start"/>
+              <w:rPr>
+                <w:rFonts w:ascii="Aptos" w:hAnsi="Aptos" w:eastAsia="Aptos" w:cs=""/>
+                <w:kern w:val="0"/>
+                <w:sz w:val="24"/>
+                <w:szCs w:val="24"/>
+                <w:lang w:val="de-DE" w:eastAsia="en-US" w:bidi="ar-SA"/>
+              </w:rPr>
+            </w:pPr>
+            <w:r>
+              <w:rPr>
+                <w:rFonts w:eastAsia="Aptos" w:cs=""/>
+                <w:kern w:val="0"/>
+                <w:sz w:val="24"/>
+                <w:szCs w:val="24"/>
+                <w:lang w:val="de-DE" w:eastAsia="en-US" w:bidi="ar-SA"/>
+              </w:rPr>
+              <w:t>Mit einem ersten eigenen ER-Entwurf und gezieltem Master-Prompting konnte ein umfangreiches ER-Modell erstellt werden</w:t>
             </w:r>
           </w:p>
         </w:tc>
@@ -848,24 +919,26 @@
             <w:pPr>
               <w:pStyle w:val="Normal"/>
               <w:widowControl/>
-              <w:spacing w:lineRule="auto" w:line="240" w:before="0" w:after="0"/>
-              <w:jc w:val="start"/>
-              <w:rPr>
-                <w:rFonts w:ascii="Aptos" w:hAnsi="Aptos" w:eastAsia="Aptos" w:cs=""/>
-                <w:kern w:val="0"/>
-                <w:sz w:val="24"/>
-                <w:szCs w:val="24"/>
-                <w:lang w:val="de-DE" w:eastAsia="en-US" w:bidi="ar-SA"/>
-              </w:rPr>
-            </w:pPr>
-            <w:r>
-              <w:rPr>
-                <w:rFonts w:eastAsia="Aptos" w:cs=""/>
-                <w:kern w:val="0"/>
-                <w:sz w:val="24"/>
-                <w:szCs w:val="24"/>
-                <w:lang w:val="de-DE" w:eastAsia="en-US" w:bidi="ar-SA"/>
-              </w:rPr>
+              <w:suppressAutoHyphens w:val="true"/>
+              <w:spacing w:lineRule="auto" w:line="240" w:before="0" w:after="0"/>
+              <w:jc w:val="start"/>
+              <w:rPr>
+                <w:rFonts w:ascii="Aptos" w:hAnsi="Aptos" w:eastAsia="Aptos" w:cs=""/>
+                <w:kern w:val="0"/>
+                <w:sz w:val="24"/>
+                <w:szCs w:val="24"/>
+                <w:lang w:val="de-DE" w:eastAsia="en-US" w:bidi="ar-SA"/>
+              </w:rPr>
+            </w:pPr>
+            <w:r>
+              <w:rPr>
+                <w:rFonts w:eastAsia="Aptos" w:cs=""/>
+                <w:kern w:val="0"/>
+                <w:sz w:val="24"/>
+                <w:szCs w:val="24"/>
+                <w:lang w:val="de-DE" w:eastAsia="en-US" w:bidi="ar-SA"/>
+              </w:rPr>
+              <w:t xml:space="preserve">Wie man KI verwenden kann zur Unterstützung bei der ER-Modellierung. </w:t>
             </w:r>
           </w:p>
         </w:tc>
@@ -883,6 +956,7 @@
             <w:pPr>
               <w:pStyle w:val="Normal"/>
               <w:widowControl/>
+              <w:suppressAutoHyphens w:val="true"/>
               <w:spacing w:lineRule="auto" w:line="240" w:before="0" w:after="0"/>
               <w:jc w:val="start"/>
               <w:rPr>
@@ -914,25 +988,26 @@
             <w:pPr>
               <w:pStyle w:val="Normal"/>
               <w:widowControl/>
-              <w:spacing w:lineRule="auto" w:line="240" w:before="0" w:after="0"/>
-              <w:jc w:val="start"/>
-              <w:rPr>
-                <w:rFonts w:ascii="Aptos" w:hAnsi="Aptos" w:eastAsia="Aptos" w:cs=""/>
-                <w:kern w:val="0"/>
-                <w:sz w:val="24"/>
-                <w:szCs w:val="24"/>
-                <w:lang w:val="de-DE" w:eastAsia="en-US" w:bidi="ar-SA"/>
-              </w:rPr>
-            </w:pPr>
-            <w:r>
-              <w:rPr>
-                <w:rFonts w:eastAsia="Aptos" w:cs=""/>
-                <w:kern w:val="0"/>
-                <w:sz w:val="24"/>
-                <w:szCs w:val="24"/>
-                <w:lang w:val="de-DE" w:eastAsia="en-US" w:bidi="ar-SA"/>
-              </w:rPr>
-              <w:t>Prüfung und Finalisierung des ER-Modells. Mit dem FISI meinen Zugriff für den Server eingerichtet. Beginn Issue #2.</w:t>
+              <w:suppressAutoHyphens w:val="true"/>
+              <w:spacing w:lineRule="auto" w:line="240" w:before="0" w:after="0"/>
+              <w:jc w:val="start"/>
+              <w:rPr>
+                <w:rFonts w:ascii="Aptos" w:hAnsi="Aptos" w:eastAsia="Aptos" w:cs=""/>
+                <w:kern w:val="0"/>
+                <w:sz w:val="24"/>
+                <w:szCs w:val="24"/>
+                <w:lang w:val="de-DE" w:eastAsia="en-US" w:bidi="ar-SA"/>
+              </w:rPr>
+            </w:pPr>
+            <w:r>
+              <w:rPr>
+                <w:rFonts w:eastAsia="Aptos" w:cs=""/>
+                <w:kern w:val="0"/>
+                <w:sz w:val="24"/>
+                <w:szCs w:val="24"/>
+                <w:lang w:val="de-DE" w:eastAsia="en-US" w:bidi="ar-SA"/>
+              </w:rPr>
+              <w:t>Prüfung des von KI erstellten ER-Modell in Bezug auf die Normalformen und kleinfügiger Korrektur. Mit dem FISI meinen Zugriff für den Server eingerichtet. Beginn Issue #2.</w:t>
             </w:r>
           </w:p>
         </w:tc>
@@ -945,24 +1020,26 @@
             <w:pPr>
               <w:pStyle w:val="Normal"/>
               <w:widowControl/>
-              <w:spacing w:lineRule="auto" w:line="240" w:before="0" w:after="0"/>
-              <w:jc w:val="start"/>
-              <w:rPr>
-                <w:rFonts w:ascii="Aptos" w:hAnsi="Aptos" w:eastAsia="Aptos" w:cs=""/>
-                <w:kern w:val="0"/>
-                <w:sz w:val="24"/>
-                <w:szCs w:val="24"/>
-                <w:lang w:val="de-DE" w:eastAsia="en-US" w:bidi="ar-SA"/>
-              </w:rPr>
-            </w:pPr>
-            <w:r>
-              <w:rPr>
-                <w:rFonts w:eastAsia="Aptos" w:cs=""/>
-                <w:kern w:val="0"/>
-                <w:sz w:val="24"/>
-                <w:szCs w:val="24"/>
-                <w:lang w:val="de-DE" w:eastAsia="en-US" w:bidi="ar-SA"/>
-              </w:rPr>
+              <w:suppressAutoHyphens w:val="true"/>
+              <w:spacing w:lineRule="auto" w:line="240" w:before="0" w:after="0"/>
+              <w:jc w:val="start"/>
+              <w:rPr>
+                <w:rFonts w:ascii="Aptos" w:hAnsi="Aptos" w:eastAsia="Aptos" w:cs=""/>
+                <w:kern w:val="0"/>
+                <w:sz w:val="24"/>
+                <w:szCs w:val="24"/>
+                <w:lang w:val="de-DE" w:eastAsia="en-US" w:bidi="ar-SA"/>
+              </w:rPr>
+            </w:pPr>
+            <w:r>
+              <w:rPr>
+                <w:rFonts w:eastAsia="Aptos" w:cs=""/>
+                <w:kern w:val="0"/>
+                <w:sz w:val="24"/>
+                <w:szCs w:val="24"/>
+                <w:lang w:val="de-DE" w:eastAsia="en-US" w:bidi="ar-SA"/>
+              </w:rPr>
+              <w:t>Das sehr Umfangreiche ER-Modell auf Fehler zu überprüfen. Z.B gab es in einer Tabelle das Attribut „Beschreibung“. Ich war mir unsicher ob das Attribut Atomar war und habe mich mit den Entwurfsprinzipien auseinandergesetzt.</w:t>
             </w:r>
           </w:p>
         </w:tc>
@@ -975,24 +1052,26 @@
             <w:pPr>
               <w:pStyle w:val="Normal"/>
               <w:widowControl/>
-              <w:spacing w:lineRule="auto" w:line="240" w:before="0" w:after="0"/>
-              <w:jc w:val="start"/>
-              <w:rPr>
-                <w:rFonts w:ascii="Aptos" w:hAnsi="Aptos" w:eastAsia="Aptos" w:cs=""/>
-                <w:kern w:val="0"/>
-                <w:sz w:val="24"/>
-                <w:szCs w:val="24"/>
-                <w:lang w:val="de-DE" w:eastAsia="en-US" w:bidi="ar-SA"/>
-              </w:rPr>
-            </w:pPr>
-            <w:r>
-              <w:rPr>
-                <w:rFonts w:eastAsia="Aptos" w:cs=""/>
-                <w:kern w:val="0"/>
-                <w:sz w:val="24"/>
-                <w:szCs w:val="24"/>
-                <w:lang w:val="de-DE" w:eastAsia="en-US" w:bidi="ar-SA"/>
-              </w:rPr>
+              <w:suppressAutoHyphens w:val="true"/>
+              <w:spacing w:lineRule="auto" w:line="240" w:before="0" w:after="0"/>
+              <w:jc w:val="start"/>
+              <w:rPr>
+                <w:rFonts w:ascii="Aptos" w:hAnsi="Aptos" w:eastAsia="Aptos" w:cs=""/>
+                <w:kern w:val="0"/>
+                <w:sz w:val="24"/>
+                <w:szCs w:val="24"/>
+                <w:lang w:val="de-DE" w:eastAsia="en-US" w:bidi="ar-SA"/>
+              </w:rPr>
+            </w:pPr>
+            <w:r>
+              <w:rPr>
+                <w:rFonts w:eastAsia="Aptos" w:cs=""/>
+                <w:kern w:val="0"/>
+                <w:sz w:val="24"/>
+                <w:szCs w:val="24"/>
+                <w:lang w:val="de-DE" w:eastAsia="en-US" w:bidi="ar-SA"/>
+              </w:rPr>
+              <w:t xml:space="preserve">Das eigene Verständnis über ER-Modelle erweitern. </w:t>
             </w:r>
           </w:p>
         </w:tc>
@@ -1005,24 +1084,26 @@
             <w:pPr>
               <w:pStyle w:val="Normal"/>
               <w:widowControl/>
-              <w:spacing w:lineRule="auto" w:line="240" w:before="0" w:after="0"/>
-              <w:jc w:val="start"/>
-              <w:rPr>
-                <w:rFonts w:ascii="Aptos" w:hAnsi="Aptos" w:eastAsia="Aptos" w:cs=""/>
-                <w:kern w:val="0"/>
-                <w:sz w:val="24"/>
-                <w:szCs w:val="24"/>
-                <w:lang w:val="de-DE" w:eastAsia="en-US" w:bidi="ar-SA"/>
-              </w:rPr>
-            </w:pPr>
-            <w:r>
-              <w:rPr>
-                <w:rFonts w:eastAsia="Aptos" w:cs=""/>
-                <w:kern w:val="0"/>
-                <w:sz w:val="24"/>
-                <w:szCs w:val="24"/>
-                <w:lang w:val="de-DE" w:eastAsia="en-US" w:bidi="ar-SA"/>
-              </w:rPr>
+              <w:suppressAutoHyphens w:val="true"/>
+              <w:spacing w:lineRule="auto" w:line="240" w:before="0" w:after="0"/>
+              <w:jc w:val="start"/>
+              <w:rPr>
+                <w:rFonts w:ascii="Aptos" w:hAnsi="Aptos" w:eastAsia="Aptos" w:cs=""/>
+                <w:kern w:val="0"/>
+                <w:sz w:val="24"/>
+                <w:szCs w:val="24"/>
+                <w:lang w:val="de-DE" w:eastAsia="en-US" w:bidi="ar-SA"/>
+              </w:rPr>
+            </w:pPr>
+            <w:r>
+              <w:rPr>
+                <w:rFonts w:eastAsia="Aptos" w:cs=""/>
+                <w:kern w:val="0"/>
+                <w:sz w:val="24"/>
+                <w:szCs w:val="24"/>
+                <w:lang w:val="de-DE" w:eastAsia="en-US" w:bidi="ar-SA"/>
+              </w:rPr>
+              <w:t xml:space="preserve">KI ist oft zu 95% richtig, die Einzelheiten rauszufiltern rückt immer mehr in den Vordergrund. Dafür muss man aber zu 100% das Konzept dahinter verstehen können. </w:t>
             </w:r>
           </w:p>
         </w:tc>
@@ -1040,6 +1121,7 @@
             <w:pPr>
               <w:pStyle w:val="Normal"/>
               <w:widowControl/>
+              <w:suppressAutoHyphens w:val="true"/>
               <w:spacing w:lineRule="auto" w:line="240" w:before="0" w:after="0"/>
               <w:jc w:val="start"/>
               <w:rPr>
@@ -1071,24 +1153,26 @@
             <w:pPr>
               <w:pStyle w:val="Normal"/>
               <w:widowControl/>
-              <w:spacing w:lineRule="auto" w:line="240" w:before="0" w:after="0"/>
-              <w:jc w:val="start"/>
-              <w:rPr>
-                <w:rFonts w:ascii="Aptos" w:hAnsi="Aptos" w:eastAsia="Aptos" w:cs=""/>
-                <w:kern w:val="0"/>
-                <w:sz w:val="24"/>
-                <w:szCs w:val="24"/>
-                <w:lang w:val="de-DE" w:eastAsia="en-US" w:bidi="ar-SA"/>
-              </w:rPr>
-            </w:pPr>
-            <w:r>
-              <w:rPr>
-                <w:rFonts w:eastAsia="Aptos" w:cs=""/>
-                <w:kern w:val="0"/>
-                <w:sz w:val="24"/>
-                <w:szCs w:val="24"/>
-                <w:lang w:val="de-DE" w:eastAsia="en-US" w:bidi="ar-SA"/>
-              </w:rPr>
+              <w:suppressAutoHyphens w:val="true"/>
+              <w:spacing w:lineRule="auto" w:line="240" w:before="0" w:after="0"/>
+              <w:jc w:val="start"/>
+              <w:rPr>
+                <w:rFonts w:ascii="Aptos" w:hAnsi="Aptos" w:eastAsia="Aptos" w:cs=""/>
+                <w:kern w:val="0"/>
+                <w:sz w:val="24"/>
+                <w:szCs w:val="24"/>
+                <w:lang w:val="de-DE" w:eastAsia="en-US" w:bidi="ar-SA"/>
+              </w:rPr>
+            </w:pPr>
+            <w:r>
+              <w:rPr>
+                <w:rFonts w:eastAsia="Aptos" w:cs=""/>
+                <w:kern w:val="0"/>
+                <w:sz w:val="24"/>
+                <w:szCs w:val="24"/>
+                <w:lang w:val="de-DE" w:eastAsia="en-US" w:bidi="ar-SA"/>
+              </w:rPr>
+              <w:t>Datenbanken Unterricht, Schreibtischtest, Besprechung des IHK-Prüfunggesprächs</w:t>
             </w:r>
           </w:p>
         </w:tc>
@@ -1101,6 +1185,7 @@
             <w:pPr>
               <w:pStyle w:val="Normal"/>
               <w:widowControl/>
+              <w:suppressAutoHyphens w:val="true"/>
               <w:spacing w:lineRule="auto" w:line="240" w:before="0" w:after="0"/>
               <w:jc w:val="start"/>
               <w:rPr>
@@ -1131,6 +1216,7 @@
             <w:pPr>
               <w:pStyle w:val="Normal"/>
               <w:widowControl/>
+              <w:suppressAutoHyphens w:val="true"/>
               <w:spacing w:lineRule="auto" w:line="240" w:before="0" w:after="0"/>
               <w:jc w:val="start"/>
               <w:rPr>
@@ -1161,24 +1247,26 @@
             <w:pPr>
               <w:pStyle w:val="Normal"/>
               <w:widowControl/>
-              <w:spacing w:lineRule="auto" w:line="240" w:before="0" w:after="0"/>
-              <w:jc w:val="start"/>
-              <w:rPr>
-                <w:rFonts w:ascii="Aptos" w:hAnsi="Aptos" w:eastAsia="Aptos" w:cs=""/>
-                <w:kern w:val="0"/>
-                <w:sz w:val="24"/>
-                <w:szCs w:val="24"/>
-                <w:lang w:val="de-DE" w:eastAsia="en-US" w:bidi="ar-SA"/>
-              </w:rPr>
-            </w:pPr>
-            <w:r>
-              <w:rPr>
-                <w:rFonts w:eastAsia="Aptos" w:cs=""/>
-                <w:kern w:val="0"/>
-                <w:sz w:val="24"/>
-                <w:szCs w:val="24"/>
-                <w:lang w:val="de-DE" w:eastAsia="en-US" w:bidi="ar-SA"/>
-              </w:rPr>
+              <w:suppressAutoHyphens w:val="true"/>
+              <w:spacing w:lineRule="auto" w:line="240" w:before="0" w:after="0"/>
+              <w:jc w:val="start"/>
+              <w:rPr>
+                <w:rFonts w:ascii="Aptos" w:hAnsi="Aptos" w:eastAsia="Aptos" w:cs=""/>
+                <w:kern w:val="0"/>
+                <w:sz w:val="24"/>
+                <w:szCs w:val="24"/>
+                <w:lang w:val="de-DE" w:eastAsia="en-US" w:bidi="ar-SA"/>
+              </w:rPr>
+            </w:pPr>
+            <w:r>
+              <w:rPr>
+                <w:rFonts w:eastAsia="Aptos" w:cs=""/>
+                <w:kern w:val="0"/>
+                <w:sz w:val="24"/>
+                <w:szCs w:val="24"/>
+                <w:lang w:val="de-DE" w:eastAsia="en-US" w:bidi="ar-SA"/>
+              </w:rPr>
+              <w:t>Wie das IHK-Prüfungsgespräch aufgebaut ist. Besprechung der Constraints von Datenbanken. Methodisches vorgehen beim Schreibtischtest.</w:t>
             </w:r>
           </w:p>
         </w:tc>
@@ -1605,6 +1693,7 @@
     <w:qFormat/>
     <w:pPr>
       <w:widowControl/>
+      <w:suppressAutoHyphens w:val="true"/>
       <w:bidi w:val="0"/>
       <w:spacing w:lineRule="auto" w:line="278" w:before="0" w:after="160"/>
       <w:jc w:val="start"/>
